--- a/Coursework/Python Coursework/GeneExpression/Output.docx
+++ b/Coursework/Python Coursework/GeneExpression/Output.docx
@@ -28,13 +28,17 @@
       <w:pPr>
         <w:jc w:val="both"/>
         <w:rPr>
-          <w:sz w:val="22"/>
-          <w:szCs w:val="22"/>
-          <w:u w:val="single"/>
-        </w:rPr>
-      </w:pPr>
-      <w:r>
-        <w:rPr>
+          <w:b/>
+          <w:bCs/>
+          <w:sz w:val="22"/>
+          <w:szCs w:val="22"/>
+          <w:u w:val="single"/>
+        </w:rPr>
+      </w:pPr>
+      <w:r>
+        <w:rPr>
+          <w:b/>
+          <w:bCs/>
           <w:sz w:val="22"/>
           <w:szCs w:val="22"/>
           <w:u w:val="single"/>
@@ -119,7 +123,7 @@
           <w:szCs w:val="22"/>
         </w:rPr>
         <w:drawing>
-          <wp:anchor distT="0" distB="0" distL="114300" distR="114300" simplePos="0" relativeHeight="251656192" behindDoc="0" locked="0" layoutInCell="1" allowOverlap="1" wp14:anchorId="3A319ED6" wp14:editId="43D0CE60">
+          <wp:anchor distT="0" distB="0" distL="114300" distR="114300" simplePos="0" relativeHeight="251656192" behindDoc="0" locked="0" layoutInCell="1" allowOverlap="1" wp14:anchorId="3A319ED6" wp14:editId="05DC142E">
             <wp:simplePos x="0" y="0"/>
             <wp:positionH relativeFrom="margin">
               <wp:posOffset>564515</wp:posOffset>
@@ -395,7 +399,37 @@
           <w:sz w:val="20"/>
           <w:szCs w:val="20"/>
         </w:rPr>
-        <w:t xml:space="preserve"> which indicates if the genes were upregulated, downregulated or if there was no significant change in their expression. </w:t>
+        <w:t xml:space="preserve"> which indicates if the genes were upregulated, downregulated or if there was no significant change in their expression</w:t>
+      </w:r>
+      <w:r>
+        <w:rPr>
+          <w:sz w:val="20"/>
+          <w:szCs w:val="20"/>
+        </w:rPr>
+        <w:t xml:space="preserve"> (prior to </w:t>
+      </w:r>
+      <w:proofErr w:type="spellStart"/>
+      <w:r>
+        <w:rPr>
+          <w:sz w:val="20"/>
+          <w:szCs w:val="20"/>
+        </w:rPr>
+        <w:t>NaN</w:t>
+      </w:r>
+      <w:proofErr w:type="spellEnd"/>
+      <w:r>
+        <w:rPr>
+          <w:sz w:val="20"/>
+          <w:szCs w:val="20"/>
+        </w:rPr>
+        <w:t xml:space="preserve"> removal)</w:t>
+      </w:r>
+      <w:r>
+        <w:rPr>
+          <w:sz w:val="20"/>
+          <w:szCs w:val="20"/>
+        </w:rPr>
+        <w:t xml:space="preserve">. </w:t>
       </w:r>
     </w:p>
     <w:p>
@@ -652,6 +686,150 @@
       <w:pPr>
         <w:jc w:val="both"/>
         <w:rPr>
+          <w:b/>
+          <w:bCs/>
+          <w:sz w:val="20"/>
+          <w:szCs w:val="20"/>
+          <w:u w:val="single"/>
+        </w:rPr>
+      </w:pPr>
+    </w:p>
+    <w:p>
+      <w:pPr>
+        <w:jc w:val="both"/>
+        <w:rPr>
+          <w:b/>
+          <w:bCs/>
+          <w:sz w:val="20"/>
+          <w:szCs w:val="20"/>
+          <w:u w:val="single"/>
+        </w:rPr>
+      </w:pPr>
+    </w:p>
+    <w:p>
+      <w:pPr>
+        <w:jc w:val="both"/>
+        <w:rPr>
+          <w:b/>
+          <w:bCs/>
+          <w:sz w:val="20"/>
+          <w:szCs w:val="20"/>
+          <w:u w:val="single"/>
+        </w:rPr>
+      </w:pPr>
+    </w:p>
+    <w:p>
+      <w:pPr>
+        <w:jc w:val="both"/>
+        <w:rPr>
+          <w:b/>
+          <w:bCs/>
+          <w:sz w:val="20"/>
+          <w:szCs w:val="20"/>
+          <w:u w:val="single"/>
+        </w:rPr>
+      </w:pPr>
+    </w:p>
+    <w:p>
+      <w:pPr>
+        <w:jc w:val="both"/>
+        <w:rPr>
+          <w:sz w:val="20"/>
+          <w:szCs w:val="20"/>
+        </w:rPr>
+      </w:pPr>
+      <w:r>
+        <w:rPr>
+          <w:b/>
+          <w:bCs/>
+          <w:sz w:val="20"/>
+          <w:szCs w:val="20"/>
+          <w:u w:val="single"/>
+        </w:rPr>
+        <w:lastRenderedPageBreak/>
+        <w:t>Fig 1</w:t>
+      </w:r>
+      <w:r>
+        <w:rPr>
+          <w:b/>
+          <w:bCs/>
+          <w:sz w:val="20"/>
+          <w:szCs w:val="20"/>
+          <w:u w:val="single"/>
+        </w:rPr>
+        <w:t>c</w:t>
+      </w:r>
+      <w:r>
+        <w:rPr>
+          <w:b/>
+          <w:bCs/>
+          <w:sz w:val="20"/>
+          <w:szCs w:val="20"/>
+          <w:u w:val="single"/>
+        </w:rPr>
+        <w:t>:</w:t>
+      </w:r>
+      <w:r>
+        <w:rPr>
+          <w:sz w:val="20"/>
+          <w:szCs w:val="20"/>
+        </w:rPr>
+        <w:t xml:space="preserve"> Image of the A_vs_E.deseq.results.tsv file</w:t>
+      </w:r>
+      <w:r>
+        <w:rPr>
+          <w:sz w:val="20"/>
+          <w:szCs w:val="20"/>
+        </w:rPr>
+        <w:t>.</w:t>
+      </w:r>
+      <w:r>
+        <w:rPr>
+          <w:sz w:val="20"/>
+          <w:szCs w:val="20"/>
+        </w:rPr>
+        <w:t xml:space="preserve"> </w:t>
+      </w:r>
+      <w:r>
+        <w:rPr>
+          <w:sz w:val="20"/>
+          <w:szCs w:val="20"/>
+        </w:rPr>
+        <w:t>T</w:t>
+      </w:r>
+      <w:r>
+        <w:rPr>
+          <w:sz w:val="20"/>
+          <w:szCs w:val="20"/>
+        </w:rPr>
+        <w:t xml:space="preserve">he </w:t>
+      </w:r>
+      <w:r>
+        <w:rPr>
+          <w:sz w:val="20"/>
+          <w:szCs w:val="20"/>
+        </w:rPr>
+        <w:t>figure</w:t>
+      </w:r>
+      <w:r>
+        <w:rPr>
+          <w:sz w:val="20"/>
+          <w:szCs w:val="20"/>
+        </w:rPr>
+        <w:t xml:space="preserve"> </w:t>
+      </w:r>
+      <w:r>
+        <w:rPr>
+          <w:sz w:val="20"/>
+          <w:szCs w:val="20"/>
+        </w:rPr>
+        <w:t>shows a filtered version of the original dataframe. The columns returned are the gene id, the log fold change, p-value and adjusted p-value for only the significantly upregulated genes.</w:t>
+      </w:r>
+    </w:p>
+    <w:p>
+      <w:pPr>
+        <w:jc w:val="both"/>
+        <w:rPr>
           <w:sz w:val="20"/>
           <w:szCs w:val="20"/>
         </w:rPr>
@@ -662,15 +840,14 @@
           <w:sz w:val="20"/>
           <w:szCs w:val="20"/>
         </w:rPr>
-        <w:lastRenderedPageBreak/>
         <w:drawing>
-          <wp:anchor distT="0" distB="0" distL="114300" distR="114300" simplePos="0" relativeHeight="251659264" behindDoc="0" locked="0" layoutInCell="1" allowOverlap="1" wp14:anchorId="7505D25F" wp14:editId="0B09015E">
+          <wp:anchor distT="0" distB="0" distL="114300" distR="114300" simplePos="0" relativeHeight="251659264" behindDoc="0" locked="0" layoutInCell="1" allowOverlap="1" wp14:anchorId="7505D25F" wp14:editId="629C8052">
             <wp:simplePos x="0" y="0"/>
             <wp:positionH relativeFrom="margin">
-              <wp:align>center</wp:align>
+              <wp:posOffset>564515</wp:posOffset>
             </wp:positionH>
             <wp:positionV relativeFrom="paragraph">
-              <wp:posOffset>601687</wp:posOffset>
+              <wp:posOffset>168625</wp:posOffset>
             </wp:positionV>
             <wp:extent cx="4602480" cy="2781300"/>
             <wp:effectExtent l="0" t="0" r="0" b="0"/>
@@ -727,6 +904,105 @@
           </wp:anchor>
         </w:drawing>
       </w:r>
+    </w:p>
+    <w:p>
+      <w:pPr>
+        <w:jc w:val="both"/>
+        <w:rPr>
+          <w:sz w:val="20"/>
+          <w:szCs w:val="20"/>
+        </w:rPr>
+      </w:pPr>
+    </w:p>
+    <w:p>
+      <w:pPr>
+        <w:jc w:val="both"/>
+        <w:rPr>
+          <w:sz w:val="20"/>
+          <w:szCs w:val="20"/>
+        </w:rPr>
+      </w:pPr>
+    </w:p>
+    <w:p>
+      <w:pPr>
+        <w:jc w:val="both"/>
+        <w:rPr>
+          <w:sz w:val="20"/>
+          <w:szCs w:val="20"/>
+        </w:rPr>
+      </w:pPr>
+    </w:p>
+    <w:p>
+      <w:pPr>
+        <w:jc w:val="both"/>
+        <w:rPr>
+          <w:sz w:val="20"/>
+          <w:szCs w:val="20"/>
+        </w:rPr>
+      </w:pPr>
+    </w:p>
+    <w:p>
+      <w:pPr>
+        <w:jc w:val="both"/>
+        <w:rPr>
+          <w:sz w:val="20"/>
+          <w:szCs w:val="20"/>
+        </w:rPr>
+      </w:pPr>
+    </w:p>
+    <w:p>
+      <w:pPr>
+        <w:jc w:val="both"/>
+        <w:rPr>
+          <w:sz w:val="20"/>
+          <w:szCs w:val="20"/>
+        </w:rPr>
+      </w:pPr>
+    </w:p>
+    <w:p>
+      <w:pPr>
+        <w:jc w:val="both"/>
+        <w:rPr>
+          <w:sz w:val="20"/>
+          <w:szCs w:val="20"/>
+        </w:rPr>
+      </w:pPr>
+    </w:p>
+    <w:p>
+      <w:pPr>
+        <w:jc w:val="both"/>
+        <w:rPr>
+          <w:sz w:val="20"/>
+          <w:szCs w:val="20"/>
+        </w:rPr>
+      </w:pPr>
+    </w:p>
+    <w:p>
+      <w:pPr>
+        <w:jc w:val="both"/>
+        <w:rPr>
+          <w:sz w:val="20"/>
+          <w:szCs w:val="20"/>
+        </w:rPr>
+      </w:pPr>
+    </w:p>
+    <w:p>
+      <w:pPr>
+        <w:jc w:val="both"/>
+        <w:rPr>
+          <w:sz w:val="20"/>
+          <w:szCs w:val="20"/>
+        </w:rPr>
+      </w:pPr>
+    </w:p>
+    <w:p>
+      <w:pPr>
+        <w:jc w:val="both"/>
+        <w:rPr>
+          <w:sz w:val="20"/>
+          <w:szCs w:val="20"/>
+        </w:rPr>
+      </w:pPr>
       <w:r>
         <w:rPr>
           <w:b/>
@@ -745,7 +1021,7 @@
           <w:szCs w:val="20"/>
           <w:u w:val="single"/>
         </w:rPr>
-        <w:t>c</w:t>
+        <w:t>d</w:t>
       </w:r>
       <w:r>
         <w:rPr>
@@ -811,8 +1087,96 @@
           <w:sz w:val="20"/>
           <w:szCs w:val="20"/>
         </w:rPr>
-        <w:t>shows a filtered version of the original dataframe. The columns returned are the gene id, the log fold change, p-value and adjusted p-value for only the significantly upregulated genes.</w:t>
-      </w:r>
+        <w:t>shows a filtered version of the original dataframe. The columns returned are the gene id, the log fold change, p-value and adjusted p-value for only the significantly downregulated genes.</w:t>
+      </w:r>
+    </w:p>
+    <w:p>
+      <w:pPr>
+        <w:jc w:val="both"/>
+        <w:rPr>
+          <w:sz w:val="20"/>
+          <w:szCs w:val="20"/>
+        </w:rPr>
+      </w:pPr>
+      <w:r>
+        <w:rPr>
+          <w:noProof/>
+          <w:sz w:val="20"/>
+          <w:szCs w:val="20"/>
+        </w:rPr>
+        <w:drawing>
+          <wp:anchor distT="0" distB="0" distL="114300" distR="114300" simplePos="0" relativeHeight="251679744" behindDoc="0" locked="0" layoutInCell="1" allowOverlap="1" wp14:anchorId="0BA602C2" wp14:editId="619E290D">
+            <wp:simplePos x="0" y="0"/>
+            <wp:positionH relativeFrom="margin">
+              <wp:posOffset>1056005</wp:posOffset>
+            </wp:positionH>
+            <wp:positionV relativeFrom="paragraph">
+              <wp:posOffset>252314</wp:posOffset>
+            </wp:positionV>
+            <wp:extent cx="3615055" cy="3071495"/>
+            <wp:effectExtent l="0" t="0" r="4445" b="1905"/>
+            <wp:wrapThrough wrapText="bothSides">
+              <wp:wrapPolygon edited="0">
+                <wp:start x="0" y="0"/>
+                <wp:lineTo x="0" y="21524"/>
+                <wp:lineTo x="21551" y="21524"/>
+                <wp:lineTo x="21551" y="0"/>
+                <wp:lineTo x="0" y="0"/>
+              </wp:wrapPolygon>
+            </wp:wrapThrough>
+            <wp:docPr id="237341633" name="Picture 5"/>
+            <wp:cNvGraphicFramePr>
+              <a:graphicFrameLocks xmlns:a="http://schemas.openxmlformats.org/drawingml/2006/main" noChangeAspect="1"/>
+            </wp:cNvGraphicFramePr>
+            <a:graphic xmlns:a="http://schemas.openxmlformats.org/drawingml/2006/main">
+              <a:graphicData uri="http://schemas.openxmlformats.org/drawingml/2006/picture">
+                <pic:pic xmlns:pic="http://schemas.openxmlformats.org/drawingml/2006/picture">
+                  <pic:nvPicPr>
+                    <pic:cNvPr id="237341633" name="Picture 237341633"/>
+                    <pic:cNvPicPr/>
+                  </pic:nvPicPr>
+                  <pic:blipFill>
+                    <a:blip r:embed="rId11" cstate="print">
+                      <a:extLst>
+                        <a:ext uri="{28A0092B-C50C-407E-A947-70E740481C1C}">
+                          <a14:useLocalDpi xmlns:a14="http://schemas.microsoft.com/office/drawing/2010/main" val="0"/>
+                        </a:ext>
+                      </a:extLst>
+                    </a:blip>
+                    <a:stretch>
+                      <a:fillRect/>
+                    </a:stretch>
+                  </pic:blipFill>
+                  <pic:spPr>
+                    <a:xfrm>
+                      <a:off x="0" y="0"/>
+                      <a:ext cx="3615055" cy="3071495"/>
+                    </a:xfrm>
+                    <a:prstGeom prst="rect">
+                      <a:avLst/>
+                    </a:prstGeom>
+                  </pic:spPr>
+                </pic:pic>
+              </a:graphicData>
+            </a:graphic>
+            <wp14:sizeRelH relativeFrom="page">
+              <wp14:pctWidth>0</wp14:pctWidth>
+            </wp14:sizeRelH>
+            <wp14:sizeRelV relativeFrom="page">
+              <wp14:pctHeight>0</wp14:pctHeight>
+            </wp14:sizeRelV>
+          </wp:anchor>
+        </w:drawing>
+      </w:r>
+    </w:p>
+    <w:p>
+      <w:pPr>
+        <w:jc w:val="both"/>
+        <w:rPr>
+          <w:sz w:val="20"/>
+          <w:szCs w:val="20"/>
+        </w:rPr>
+      </w:pPr>
     </w:p>
     <w:p>
       <w:pPr>
@@ -930,7 +1294,243 @@
           <w:szCs w:val="20"/>
           <w:u w:val="single"/>
         </w:rPr>
-        <w:t>d</w:t>
+        <w:t>e:</w:t>
+      </w:r>
+      <w:r>
+        <w:rPr>
+          <w:sz w:val="20"/>
+          <w:szCs w:val="20"/>
+        </w:rPr>
+        <w:t xml:space="preserve"> </w:t>
+      </w:r>
+      <w:r>
+        <w:rPr>
+          <w:sz w:val="20"/>
+          <w:szCs w:val="20"/>
+        </w:rPr>
+        <w:t xml:space="preserve">Scatter plot summarising the P-value and Log Fold Change across all genes in the </w:t>
+      </w:r>
+      <w:r>
+        <w:rPr>
+          <w:sz w:val="20"/>
+          <w:szCs w:val="20"/>
+        </w:rPr>
+        <w:t>A_vs_E.deseq.results.tsv file</w:t>
+      </w:r>
+      <w:r>
+        <w:rPr>
+          <w:sz w:val="20"/>
+          <w:szCs w:val="20"/>
+        </w:rPr>
+        <w:t xml:space="preserve">. </w:t>
+      </w:r>
+    </w:p>
+    <w:p>
+      <w:pPr>
+        <w:jc w:val="both"/>
+        <w:rPr>
+          <w:sz w:val="20"/>
+          <w:szCs w:val="20"/>
+        </w:rPr>
+      </w:pPr>
+    </w:p>
+    <w:p>
+      <w:pPr>
+        <w:jc w:val="both"/>
+        <w:rPr>
+          <w:sz w:val="20"/>
+          <w:szCs w:val="20"/>
+        </w:rPr>
+      </w:pPr>
+    </w:p>
+    <w:p>
+      <w:pPr>
+        <w:jc w:val="both"/>
+        <w:rPr>
+          <w:sz w:val="20"/>
+          <w:szCs w:val="20"/>
+        </w:rPr>
+      </w:pPr>
+      <w:r>
+        <w:rPr>
+          <w:noProof/>
+          <w:sz w:val="20"/>
+          <w:szCs w:val="20"/>
+        </w:rPr>
+        <w:lastRenderedPageBreak/>
+        <w:drawing>
+          <wp:anchor distT="0" distB="0" distL="114300" distR="114300" simplePos="0" relativeHeight="251683840" behindDoc="0" locked="0" layoutInCell="1" allowOverlap="1" wp14:anchorId="5A21FDF8" wp14:editId="2672315A">
+            <wp:simplePos x="0" y="0"/>
+            <wp:positionH relativeFrom="margin">
+              <wp:align>center</wp:align>
+            </wp:positionH>
+            <wp:positionV relativeFrom="paragraph">
+              <wp:posOffset>0</wp:posOffset>
+            </wp:positionV>
+            <wp:extent cx="3479800" cy="2734310"/>
+            <wp:effectExtent l="0" t="0" r="0" b="0"/>
+            <wp:wrapThrough wrapText="bothSides">
+              <wp:wrapPolygon edited="0">
+                <wp:start x="0" y="0"/>
+                <wp:lineTo x="0" y="21470"/>
+                <wp:lineTo x="21521" y="21470"/>
+                <wp:lineTo x="21521" y="0"/>
+                <wp:lineTo x="0" y="0"/>
+              </wp:wrapPolygon>
+            </wp:wrapThrough>
+            <wp:docPr id="562146492" name="Picture 1"/>
+            <wp:cNvGraphicFramePr>
+              <a:graphicFrameLocks xmlns:a="http://schemas.openxmlformats.org/drawingml/2006/main" noChangeAspect="1"/>
+            </wp:cNvGraphicFramePr>
+            <a:graphic xmlns:a="http://schemas.openxmlformats.org/drawingml/2006/main">
+              <a:graphicData uri="http://schemas.openxmlformats.org/drawingml/2006/picture">
+                <pic:pic xmlns:pic="http://schemas.openxmlformats.org/drawingml/2006/picture">
+                  <pic:nvPicPr>
+                    <pic:cNvPr id="562146492" name="Picture 562146492"/>
+                    <pic:cNvPicPr/>
+                  </pic:nvPicPr>
+                  <pic:blipFill>
+                    <a:blip r:embed="rId12" cstate="print">
+                      <a:extLst>
+                        <a:ext uri="{28A0092B-C50C-407E-A947-70E740481C1C}">
+                          <a14:useLocalDpi xmlns:a14="http://schemas.microsoft.com/office/drawing/2010/main" val="0"/>
+                        </a:ext>
+                      </a:extLst>
+                    </a:blip>
+                    <a:stretch>
+                      <a:fillRect/>
+                    </a:stretch>
+                  </pic:blipFill>
+                  <pic:spPr>
+                    <a:xfrm>
+                      <a:off x="0" y="0"/>
+                      <a:ext cx="3479800" cy="2734310"/>
+                    </a:xfrm>
+                    <a:prstGeom prst="rect">
+                      <a:avLst/>
+                    </a:prstGeom>
+                  </pic:spPr>
+                </pic:pic>
+              </a:graphicData>
+            </a:graphic>
+            <wp14:sizeRelH relativeFrom="page">
+              <wp14:pctWidth>0</wp14:pctWidth>
+            </wp14:sizeRelH>
+            <wp14:sizeRelV relativeFrom="page">
+              <wp14:pctHeight>0</wp14:pctHeight>
+            </wp14:sizeRelV>
+          </wp:anchor>
+        </w:drawing>
+      </w:r>
+    </w:p>
+    <w:p>
+      <w:pPr>
+        <w:jc w:val="both"/>
+        <w:rPr>
+          <w:sz w:val="20"/>
+          <w:szCs w:val="20"/>
+        </w:rPr>
+      </w:pPr>
+    </w:p>
+    <w:p>
+      <w:pPr>
+        <w:jc w:val="both"/>
+        <w:rPr>
+          <w:sz w:val="20"/>
+          <w:szCs w:val="20"/>
+        </w:rPr>
+      </w:pPr>
+    </w:p>
+    <w:p>
+      <w:pPr>
+        <w:jc w:val="both"/>
+        <w:rPr>
+          <w:sz w:val="20"/>
+          <w:szCs w:val="20"/>
+        </w:rPr>
+      </w:pPr>
+    </w:p>
+    <w:p>
+      <w:pPr>
+        <w:jc w:val="both"/>
+        <w:rPr>
+          <w:sz w:val="20"/>
+          <w:szCs w:val="20"/>
+        </w:rPr>
+      </w:pPr>
+    </w:p>
+    <w:p>
+      <w:pPr>
+        <w:jc w:val="both"/>
+        <w:rPr>
+          <w:sz w:val="20"/>
+          <w:szCs w:val="20"/>
+        </w:rPr>
+      </w:pPr>
+    </w:p>
+    <w:p>
+      <w:pPr>
+        <w:jc w:val="both"/>
+        <w:rPr>
+          <w:sz w:val="20"/>
+          <w:szCs w:val="20"/>
+        </w:rPr>
+      </w:pPr>
+    </w:p>
+    <w:p>
+      <w:pPr>
+        <w:jc w:val="both"/>
+        <w:rPr>
+          <w:sz w:val="20"/>
+          <w:szCs w:val="20"/>
+        </w:rPr>
+      </w:pPr>
+    </w:p>
+    <w:p>
+      <w:pPr>
+        <w:jc w:val="both"/>
+        <w:rPr>
+          <w:sz w:val="20"/>
+          <w:szCs w:val="20"/>
+        </w:rPr>
+      </w:pPr>
+    </w:p>
+    <w:p>
+      <w:pPr>
+        <w:jc w:val="both"/>
+        <w:rPr>
+          <w:sz w:val="20"/>
+          <w:szCs w:val="20"/>
+        </w:rPr>
+      </w:pPr>
+    </w:p>
+    <w:p>
+      <w:pPr>
+        <w:jc w:val="both"/>
+        <w:rPr>
+          <w:sz w:val="20"/>
+          <w:szCs w:val="20"/>
+        </w:rPr>
+      </w:pPr>
+      <w:r>
+        <w:rPr>
+          <w:b/>
+          <w:bCs/>
+          <w:sz w:val="20"/>
+          <w:szCs w:val="20"/>
+          <w:u w:val="single"/>
+        </w:rPr>
+        <w:t>Fig 1</w:t>
+      </w:r>
+      <w:r>
+        <w:rPr>
+          <w:b/>
+          <w:bCs/>
+          <w:sz w:val="20"/>
+          <w:szCs w:val="20"/>
+          <w:u w:val="single"/>
+        </w:rPr>
+        <w:t>f</w:t>
       </w:r>
       <w:r>
         <w:rPr>
@@ -947,20 +1547,6 @@
           <w:sz w:val="20"/>
           <w:szCs w:val="20"/>
         </w:rPr>
-        <w:t xml:space="preserve"> Image of the A_vs_E.deseq.results.tsv file</w:t>
-      </w:r>
-      <w:r>
-        <w:rPr>
-          <w:sz w:val="20"/>
-          <w:szCs w:val="20"/>
-        </w:rPr>
-        <w:t>.</w:t>
-      </w:r>
-      <w:r>
-        <w:rPr>
-          <w:sz w:val="20"/>
-          <w:szCs w:val="20"/>
-        </w:rPr>
         <w:t xml:space="preserve"> </w:t>
       </w:r>
       <w:r>
@@ -968,36 +1554,155 @@
           <w:sz w:val="20"/>
           <w:szCs w:val="20"/>
         </w:rPr>
-        <w:t>T</w:t>
-      </w:r>
-      <w:r>
-        <w:rPr>
-          <w:sz w:val="20"/>
-          <w:szCs w:val="20"/>
-        </w:rPr>
-        <w:t xml:space="preserve">he </w:t>
-      </w:r>
-      <w:r>
-        <w:rPr>
-          <w:sz w:val="20"/>
-          <w:szCs w:val="20"/>
-        </w:rPr>
-        <w:t>figure</w:t>
-      </w:r>
-      <w:r>
-        <w:rPr>
-          <w:sz w:val="20"/>
-          <w:szCs w:val="20"/>
-        </w:rPr>
-        <w:t xml:space="preserve"> </w:t>
-      </w:r>
-      <w:r>
-        <w:rPr>
-          <w:sz w:val="20"/>
-          <w:szCs w:val="20"/>
-        </w:rPr>
-        <w:t>shows a filtered version of the original dataframe. The columns returned are the gene id, the log fold change, p-value and adjusted p-value for only the significantly downregulated genes.</w:t>
-      </w:r>
+        <w:t xml:space="preserve">Scatter plot summarising the P-value and Log Fold Change across all genes in the </w:t>
+      </w:r>
+      <w:r>
+        <w:rPr>
+          <w:sz w:val="20"/>
+          <w:szCs w:val="20"/>
+        </w:rPr>
+        <w:t>A_vs_E.deseq.results.tsv file</w:t>
+      </w:r>
+      <w:r>
+        <w:rPr>
+          <w:sz w:val="20"/>
+          <w:szCs w:val="20"/>
+        </w:rPr>
+        <w:t xml:space="preserve">. </w:t>
+      </w:r>
+      <w:r>
+        <w:rPr>
+          <w:sz w:val="20"/>
+          <w:szCs w:val="20"/>
+        </w:rPr>
+        <w:t>This plot has -log10 P values for greater spread, and all genes are included.</w:t>
+      </w:r>
+    </w:p>
+    <w:p>
+      <w:pPr>
+        <w:jc w:val="both"/>
+        <w:rPr>
+          <w:sz w:val="20"/>
+          <w:szCs w:val="20"/>
+        </w:rPr>
+      </w:pPr>
+    </w:p>
+    <w:p>
+      <w:pPr>
+        <w:jc w:val="both"/>
+        <w:rPr>
+          <w:sz w:val="20"/>
+          <w:szCs w:val="20"/>
+        </w:rPr>
+      </w:pPr>
+    </w:p>
+    <w:p>
+      <w:pPr>
+        <w:jc w:val="both"/>
+        <w:rPr>
+          <w:sz w:val="20"/>
+          <w:szCs w:val="20"/>
+        </w:rPr>
+      </w:pPr>
+    </w:p>
+    <w:p>
+      <w:pPr>
+        <w:jc w:val="both"/>
+        <w:rPr>
+          <w:sz w:val="20"/>
+          <w:szCs w:val="20"/>
+        </w:rPr>
+      </w:pPr>
+    </w:p>
+    <w:p>
+      <w:pPr>
+        <w:jc w:val="both"/>
+        <w:rPr>
+          <w:sz w:val="20"/>
+          <w:szCs w:val="20"/>
+        </w:rPr>
+      </w:pPr>
+    </w:p>
+    <w:p>
+      <w:pPr>
+        <w:jc w:val="both"/>
+        <w:rPr>
+          <w:sz w:val="20"/>
+          <w:szCs w:val="20"/>
+        </w:rPr>
+      </w:pPr>
+    </w:p>
+    <w:p>
+      <w:pPr>
+        <w:jc w:val="both"/>
+        <w:rPr>
+          <w:sz w:val="20"/>
+          <w:szCs w:val="20"/>
+        </w:rPr>
+      </w:pPr>
+    </w:p>
+    <w:p>
+      <w:pPr>
+        <w:jc w:val="both"/>
+        <w:rPr>
+          <w:sz w:val="20"/>
+          <w:szCs w:val="20"/>
+        </w:rPr>
+      </w:pPr>
+    </w:p>
+    <w:p>
+      <w:pPr>
+        <w:jc w:val="both"/>
+        <w:rPr>
+          <w:sz w:val="20"/>
+          <w:szCs w:val="20"/>
+        </w:rPr>
+      </w:pPr>
+    </w:p>
+    <w:p>
+      <w:pPr>
+        <w:jc w:val="both"/>
+        <w:rPr>
+          <w:sz w:val="20"/>
+          <w:szCs w:val="20"/>
+        </w:rPr>
+      </w:pPr>
+    </w:p>
+    <w:p>
+      <w:pPr>
+        <w:jc w:val="both"/>
+        <w:rPr>
+          <w:sz w:val="20"/>
+          <w:szCs w:val="20"/>
+        </w:rPr>
+      </w:pPr>
+    </w:p>
+    <w:p>
+      <w:pPr>
+        <w:jc w:val="both"/>
+        <w:rPr>
+          <w:sz w:val="20"/>
+          <w:szCs w:val="20"/>
+        </w:rPr>
+      </w:pPr>
+    </w:p>
+    <w:p>
+      <w:pPr>
+        <w:jc w:val="both"/>
+        <w:rPr>
+          <w:sz w:val="20"/>
+          <w:szCs w:val="20"/>
+        </w:rPr>
+      </w:pPr>
+    </w:p>
+    <w:p>
+      <w:pPr>
+        <w:jc w:val="both"/>
+        <w:rPr>
+          <w:sz w:val="20"/>
+          <w:szCs w:val="20"/>
+        </w:rPr>
+      </w:pPr>
     </w:p>
     <w:p>
       <w:pPr>
@@ -1017,6 +1722,7 @@
           <w:szCs w:val="22"/>
           <w:u w:val="single"/>
         </w:rPr>
+        <w:lastRenderedPageBreak/>
         <mc:AlternateContent>
           <mc:Choice Requires="wpg">
             <w:drawing>
@@ -1061,7 +1767,7 @@
                           </pic:cNvPicPr>
                         </pic:nvPicPr>
                         <pic:blipFill>
-                          <a:blip r:embed="rId11" cstate="print">
+                          <a:blip r:embed="rId13" cstate="print">
                             <a:extLst>
                               <a:ext uri="{28A0092B-C50C-407E-A947-70E740481C1C}">
                                 <a14:useLocalDpi xmlns:a14="http://schemas.microsoft.com/office/drawing/2010/main" val="0"/>
@@ -1090,7 +1796,7 @@
                           </pic:cNvPicPr>
                         </pic:nvPicPr>
                         <pic:blipFill>
-                          <a:blip r:embed="rId12">
+                          <a:blip r:embed="rId14">
                             <a:extLst>
                               <a:ext uri="{28A0092B-C50C-407E-A947-70E740481C1C}">
                                 <a14:useLocalDpi xmlns:a14="http://schemas.microsoft.com/office/drawing/2010/main" val="0"/>
@@ -1140,10 +1846,10 @@
                   <o:lock v:ext="edit" aspectratio="t"/>
                 </v:shapetype>
                 <v:shape id="Picture 6" o:spid="_x0000_s1027" type="#_x0000_t75" alt="A graph with red and blue dots&#10;&#10;AI-generated content may be incorrect." style="position:absolute;left:31535;width:28790;height:20154;visibility:visible;mso-wrap-style:square" o:gfxdata="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">
-                  <v:imagedata r:id="rId13" o:title="A graph with red and blue dots&#10;&#10;AI-generated content may be incorrect"/>
+                  <v:imagedata r:id="rId15" o:title="A graph with red and blue dots&#10;&#10;AI-generated content may be incorrect"/>
                 </v:shape>
                 <v:shape id="Picture 5" o:spid="_x0000_s1028" type="#_x0000_t75" alt="A graph showing a volcano plot&#10;&#10;AI-generated content may be incorrect." style="position:absolute;width:29260;height:20154;visibility:visible;mso-wrap-style:square" o:gfxdata="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">
-                  <v:imagedata r:id="rId14" o:title="A graph showing a volcano plot&#10;&#10;AI-generated content may be incorrect"/>
+                  <v:imagedata r:id="rId16" o:title="A graph showing a volcano plot&#10;&#10;AI-generated content may be incorrect"/>
                 </v:shape>
                 <w10:wrap type="through" anchorx="margin"/>
               </v:group>
@@ -1223,66 +1929,20 @@
           <w:szCs w:val="20"/>
         </w:rPr>
       </w:pPr>
-    </w:p>
-    <w:p>
-      <w:pPr>
-        <w:jc w:val="both"/>
-        <w:rPr>
-          <w:sz w:val="20"/>
-          <w:szCs w:val="20"/>
-        </w:rPr>
-      </w:pPr>
-    </w:p>
-    <w:p>
-      <w:pPr>
-        <w:jc w:val="both"/>
-        <w:rPr>
-          <w:sz w:val="20"/>
-          <w:szCs w:val="20"/>
-        </w:rPr>
-      </w:pPr>
-    </w:p>
-    <w:p>
-      <w:pPr>
-        <w:jc w:val="both"/>
-        <w:rPr>
-          <w:sz w:val="20"/>
-          <w:szCs w:val="20"/>
-        </w:rPr>
-      </w:pPr>
-    </w:p>
-    <w:p>
-      <w:pPr>
-        <w:jc w:val="both"/>
-        <w:rPr>
-          <w:sz w:val="20"/>
-          <w:szCs w:val="20"/>
-        </w:rPr>
-      </w:pPr>
-    </w:p>
-    <w:p>
-      <w:pPr>
-        <w:jc w:val="both"/>
-        <w:rPr>
-          <w:sz w:val="20"/>
-          <w:szCs w:val="20"/>
-        </w:rPr>
-      </w:pPr>
       <w:r>
         <w:rPr>
           <w:noProof/>
           <w:sz w:val="20"/>
           <w:szCs w:val="20"/>
         </w:rPr>
-        <w:lastRenderedPageBreak/>
         <w:drawing>
-          <wp:anchor distT="0" distB="0" distL="114300" distR="114300" simplePos="0" relativeHeight="251663360" behindDoc="0" locked="0" layoutInCell="1" allowOverlap="1" wp14:anchorId="79FFA32D" wp14:editId="7669DEC2">
+          <wp:anchor distT="0" distB="0" distL="114300" distR="114300" simplePos="0" relativeHeight="251663360" behindDoc="0" locked="0" layoutInCell="1" allowOverlap="1" wp14:anchorId="79FFA32D" wp14:editId="2BA8002E">
             <wp:simplePos x="0" y="0"/>
             <wp:positionH relativeFrom="margin">
               <wp:align>center</wp:align>
             </wp:positionH>
             <wp:positionV relativeFrom="paragraph">
-              <wp:posOffset>0</wp:posOffset>
+              <wp:posOffset>113577</wp:posOffset>
             </wp:positionV>
             <wp:extent cx="3602355" cy="2522220"/>
             <wp:effectExtent l="0" t="0" r="4445" b="5080"/>
@@ -1307,7 +1967,7 @@
                     <pic:cNvPicPr/>
                   </pic:nvPicPr>
                   <pic:blipFill>
-                    <a:blip r:embed="rId15" cstate="print">
+                    <a:blip r:embed="rId17" cstate="print">
                       <a:extLst>
                         <a:ext uri="{28A0092B-C50C-407E-A947-70E740481C1C}">
                           <a14:useLocalDpi xmlns:a14="http://schemas.microsoft.com/office/drawing/2010/main" val="0"/>
@@ -1420,6 +2080,15 @@
           <w:szCs w:val="20"/>
         </w:rPr>
       </w:pPr>
+    </w:p>
+    <w:p>
+      <w:pPr>
+        <w:jc w:val="both"/>
+        <w:rPr>
+          <w:sz w:val="20"/>
+          <w:szCs w:val="20"/>
+        </w:rPr>
+      </w:pPr>
       <w:r>
         <w:rPr>
           <w:b/>
@@ -1466,33 +2135,88 @@
           <w:szCs w:val="20"/>
         </w:rPr>
       </w:pPr>
+    </w:p>
+    <w:p>
+      <w:pPr>
+        <w:jc w:val="both"/>
+        <w:rPr>
+          <w:sz w:val="20"/>
+          <w:szCs w:val="20"/>
+        </w:rPr>
+      </w:pPr>
+    </w:p>
+    <w:p>
+      <w:pPr>
+        <w:jc w:val="both"/>
+        <w:rPr>
+          <w:sz w:val="20"/>
+          <w:szCs w:val="20"/>
+        </w:rPr>
+      </w:pPr>
+    </w:p>
+    <w:p>
+      <w:pPr>
+        <w:jc w:val="both"/>
+        <w:rPr>
+          <w:sz w:val="20"/>
+          <w:szCs w:val="20"/>
+        </w:rPr>
+      </w:pPr>
+    </w:p>
+    <w:p>
+      <w:pPr>
+        <w:jc w:val="both"/>
+        <w:rPr>
+          <w:sz w:val="20"/>
+          <w:szCs w:val="20"/>
+        </w:rPr>
+      </w:pPr>
+    </w:p>
+    <w:p>
+      <w:pPr>
+        <w:jc w:val="both"/>
+        <w:rPr>
+          <w:sz w:val="20"/>
+          <w:szCs w:val="20"/>
+        </w:rPr>
+      </w:pPr>
+    </w:p>
+    <w:p>
+      <w:pPr>
+        <w:jc w:val="both"/>
+        <w:rPr>
+          <w:sz w:val="20"/>
+          <w:szCs w:val="20"/>
+        </w:rPr>
+      </w:pPr>
       <w:r>
         <w:rPr>
           <w:noProof/>
           <w:sz w:val="20"/>
           <w:szCs w:val="20"/>
         </w:rPr>
+        <w:lastRenderedPageBreak/>
         <w:drawing>
-          <wp:anchor distT="0" distB="0" distL="114300" distR="114300" simplePos="0" relativeHeight="251664384" behindDoc="0" locked="0" layoutInCell="1" allowOverlap="1" wp14:anchorId="1CE88A56" wp14:editId="6E483C07">
+          <wp:anchor distT="0" distB="0" distL="114300" distR="114300" simplePos="0" relativeHeight="251682816" behindDoc="0" locked="0" layoutInCell="1" allowOverlap="1" wp14:anchorId="70357733" wp14:editId="3BAC815B">
             <wp:simplePos x="0" y="0"/>
             <wp:positionH relativeFrom="margin">
-              <wp:posOffset>1068705</wp:posOffset>
+              <wp:align>center</wp:align>
             </wp:positionH>
             <wp:positionV relativeFrom="paragraph">
-              <wp:posOffset>4445</wp:posOffset>
+              <wp:posOffset>0</wp:posOffset>
             </wp:positionV>
-            <wp:extent cx="3589655" cy="2764155"/>
-            <wp:effectExtent l="0" t="0" r="4445" b="4445"/>
+            <wp:extent cx="3399155" cy="2721610"/>
+            <wp:effectExtent l="0" t="0" r="4445" b="0"/>
             <wp:wrapThrough wrapText="bothSides">
               <wp:wrapPolygon edited="0">
                 <wp:start x="0" y="0"/>
-                <wp:lineTo x="0" y="21535"/>
-                <wp:lineTo x="21550" y="21535"/>
-                <wp:lineTo x="21550" y="0"/>
+                <wp:lineTo x="0" y="21469"/>
+                <wp:lineTo x="21548" y="21469"/>
+                <wp:lineTo x="21548" y="0"/>
                 <wp:lineTo x="0" y="0"/>
               </wp:wrapPolygon>
             </wp:wrapThrough>
-            <wp:docPr id="1715545024" name="Picture 10" descr="A graph of distribution of p values&#10;&#10;AI-generated content may be incorrect."/>
+            <wp:docPr id="988737126" name="Picture 8" descr="A graph of distribution of p values&#10;&#10;AI-generated content may be incorrect."/>
             <wp:cNvGraphicFramePr>
               <a:graphicFrameLocks xmlns:a="http://schemas.openxmlformats.org/drawingml/2006/main" noChangeAspect="1"/>
             </wp:cNvGraphicFramePr>
@@ -1500,11 +2224,11 @@
               <a:graphicData uri="http://schemas.openxmlformats.org/drawingml/2006/picture">
                 <pic:pic xmlns:pic="http://schemas.openxmlformats.org/drawingml/2006/picture">
                   <pic:nvPicPr>
-                    <pic:cNvPr id="1715545024" name="Picture 10" descr="A graph of distribution of p values&#10;&#10;AI-generated content may be incorrect."/>
+                    <pic:cNvPr id="988737126" name="Picture 8" descr="A graph of distribution of p values&#10;&#10;AI-generated content may be incorrect."/>
                     <pic:cNvPicPr/>
                   </pic:nvPicPr>
                   <pic:blipFill>
-                    <a:blip r:embed="rId16" cstate="print">
+                    <a:blip r:embed="rId18" cstate="print">
                       <a:extLst>
                         <a:ext uri="{28A0092B-C50C-407E-A947-70E740481C1C}">
                           <a14:useLocalDpi xmlns:a14="http://schemas.microsoft.com/office/drawing/2010/main" val="0"/>
@@ -1518,7 +2242,7 @@
                   <pic:spPr>
                     <a:xfrm>
                       <a:off x="0" y="0"/>
-                      <a:ext cx="3589655" cy="2764155"/>
+                      <a:ext cx="3399155" cy="2721610"/>
                     </a:xfrm>
                     <a:prstGeom prst="rect">
                       <a:avLst/>
@@ -1644,7 +2368,17 @@
           <w:szCs w:val="20"/>
           <w:u w:val="single"/>
         </w:rPr>
-        <w:t>2b</w:t>
+        <w:t>2</w:t>
+      </w:r>
+      <w:r>
+        <w:rPr>
+          <w:b/>
+          <w:bCs/>
+          <w:sz w:val="20"/>
+          <w:szCs w:val="20"/>
+          <w:u w:val="single"/>
+        </w:rPr>
+        <w:t>c</w:t>
       </w:r>
       <w:r>
         <w:rPr>
@@ -1690,86 +2424,329 @@
           <w:szCs w:val="20"/>
         </w:rPr>
       </w:pPr>
-    </w:p>
-    <w:p>
-      <w:pPr>
-        <w:jc w:val="both"/>
-        <w:rPr>
-          <w:sz w:val="20"/>
-          <w:szCs w:val="20"/>
-        </w:rPr>
-      </w:pPr>
-    </w:p>
-    <w:p>
-      <w:pPr>
-        <w:jc w:val="both"/>
-        <w:rPr>
-          <w:sz w:val="20"/>
-          <w:szCs w:val="20"/>
-        </w:rPr>
-      </w:pPr>
-    </w:p>
-    <w:p>
-      <w:pPr>
-        <w:jc w:val="both"/>
-        <w:rPr>
-          <w:sz w:val="20"/>
-          <w:szCs w:val="20"/>
-        </w:rPr>
-      </w:pPr>
-    </w:p>
-    <w:p>
-      <w:pPr>
-        <w:jc w:val="both"/>
-        <w:rPr>
-          <w:sz w:val="20"/>
-          <w:szCs w:val="20"/>
-        </w:rPr>
-      </w:pPr>
-    </w:p>
-    <w:p>
-      <w:pPr>
-        <w:jc w:val="both"/>
-        <w:rPr>
-          <w:sz w:val="20"/>
-          <w:szCs w:val="20"/>
-        </w:rPr>
-      </w:pPr>
-    </w:p>
-    <w:p>
-      <w:pPr>
-        <w:jc w:val="both"/>
-        <w:rPr>
-          <w:sz w:val="20"/>
-          <w:szCs w:val="20"/>
-        </w:rPr>
-      </w:pPr>
-    </w:p>
-    <w:p>
-      <w:pPr>
-        <w:jc w:val="both"/>
-        <w:rPr>
-          <w:sz w:val="22"/>
-          <w:szCs w:val="22"/>
-          <w:u w:val="single"/>
-        </w:rPr>
-      </w:pPr>
-      <w:r>
-        <w:rPr>
+      <w:r>
+        <w:rPr>
+          <w:noProof/>
+          <w:sz w:val="20"/>
+          <w:szCs w:val="20"/>
+        </w:rPr>
+        <w:drawing>
+          <wp:anchor distT="0" distB="0" distL="114300" distR="114300" simplePos="0" relativeHeight="251675648" behindDoc="0" locked="0" layoutInCell="1" allowOverlap="1" wp14:anchorId="0A00440B" wp14:editId="2EBD0F2E">
+            <wp:simplePos x="0" y="0"/>
+            <wp:positionH relativeFrom="margin">
+              <wp:align>center</wp:align>
+            </wp:positionH>
+            <wp:positionV relativeFrom="paragraph">
+              <wp:posOffset>90761</wp:posOffset>
+            </wp:positionV>
+            <wp:extent cx="3589655" cy="2774950"/>
+            <wp:effectExtent l="0" t="0" r="4445" b="6350"/>
+            <wp:wrapThrough wrapText="bothSides">
+              <wp:wrapPolygon edited="0">
+                <wp:start x="0" y="0"/>
+                <wp:lineTo x="0" y="21551"/>
+                <wp:lineTo x="21550" y="21551"/>
+                <wp:lineTo x="21550" y="0"/>
+                <wp:lineTo x="0" y="0"/>
+              </wp:wrapPolygon>
+            </wp:wrapThrough>
+            <wp:docPr id="1621791631" name="Picture 1" descr="A chart of different colors&#10;&#10;AI-generated content may be incorrect."/>
+            <wp:cNvGraphicFramePr>
+              <a:graphicFrameLocks xmlns:a="http://schemas.openxmlformats.org/drawingml/2006/main" noChangeAspect="1"/>
+            </wp:cNvGraphicFramePr>
+            <a:graphic xmlns:a="http://schemas.openxmlformats.org/drawingml/2006/main">
+              <a:graphicData uri="http://schemas.openxmlformats.org/drawingml/2006/picture">
+                <pic:pic xmlns:pic="http://schemas.openxmlformats.org/drawingml/2006/picture">
+                  <pic:nvPicPr>
+                    <pic:cNvPr id="1621791631" name="Picture 1" descr="A chart of different colors&#10;&#10;AI-generated content may be incorrect."/>
+                    <pic:cNvPicPr/>
+                  </pic:nvPicPr>
+                  <pic:blipFill>
+                    <a:blip r:embed="rId19" cstate="print">
+                      <a:extLst>
+                        <a:ext uri="{28A0092B-C50C-407E-A947-70E740481C1C}">
+                          <a14:useLocalDpi xmlns:a14="http://schemas.microsoft.com/office/drawing/2010/main" val="0"/>
+                        </a:ext>
+                      </a:extLst>
+                    </a:blip>
+                    <a:stretch>
+                      <a:fillRect/>
+                    </a:stretch>
+                  </pic:blipFill>
+                  <pic:spPr>
+                    <a:xfrm>
+                      <a:off x="0" y="0"/>
+                      <a:ext cx="3589655" cy="2774950"/>
+                    </a:xfrm>
+                    <a:prstGeom prst="rect">
+                      <a:avLst/>
+                    </a:prstGeom>
+                  </pic:spPr>
+                </pic:pic>
+              </a:graphicData>
+            </a:graphic>
+            <wp14:sizeRelH relativeFrom="page">
+              <wp14:pctWidth>0</wp14:pctWidth>
+            </wp14:sizeRelH>
+            <wp14:sizeRelV relativeFrom="page">
+              <wp14:pctHeight>0</wp14:pctHeight>
+            </wp14:sizeRelV>
+          </wp:anchor>
+        </w:drawing>
+      </w:r>
+    </w:p>
+    <w:p>
+      <w:pPr>
+        <w:jc w:val="both"/>
+        <w:rPr>
+          <w:sz w:val="20"/>
+          <w:szCs w:val="20"/>
+        </w:rPr>
+      </w:pPr>
+    </w:p>
+    <w:p>
+      <w:pPr>
+        <w:jc w:val="both"/>
+        <w:rPr>
+          <w:sz w:val="20"/>
+          <w:szCs w:val="20"/>
+        </w:rPr>
+      </w:pPr>
+    </w:p>
+    <w:p>
+      <w:pPr>
+        <w:jc w:val="both"/>
+        <w:rPr>
+          <w:sz w:val="20"/>
+          <w:szCs w:val="20"/>
+        </w:rPr>
+      </w:pPr>
+    </w:p>
+    <w:p>
+      <w:pPr>
+        <w:jc w:val="both"/>
+        <w:rPr>
+          <w:sz w:val="20"/>
+          <w:szCs w:val="20"/>
+        </w:rPr>
+      </w:pPr>
+    </w:p>
+    <w:p>
+      <w:pPr>
+        <w:jc w:val="both"/>
+        <w:rPr>
+          <w:sz w:val="20"/>
+          <w:szCs w:val="20"/>
+        </w:rPr>
+      </w:pPr>
+    </w:p>
+    <w:p>
+      <w:pPr>
+        <w:jc w:val="both"/>
+        <w:rPr>
+          <w:sz w:val="20"/>
+          <w:szCs w:val="20"/>
+        </w:rPr>
+      </w:pPr>
+    </w:p>
+    <w:p>
+      <w:pPr>
+        <w:jc w:val="both"/>
+        <w:rPr>
+          <w:sz w:val="20"/>
+          <w:szCs w:val="20"/>
+        </w:rPr>
+      </w:pPr>
+    </w:p>
+    <w:p>
+      <w:pPr>
+        <w:jc w:val="both"/>
+        <w:rPr>
+          <w:sz w:val="22"/>
+          <w:szCs w:val="22"/>
+          <w:u w:val="single"/>
+        </w:rPr>
+      </w:pPr>
+    </w:p>
+    <w:p>
+      <w:pPr>
+        <w:jc w:val="both"/>
+        <w:rPr>
+          <w:sz w:val="22"/>
+          <w:szCs w:val="22"/>
+          <w:u w:val="single"/>
+        </w:rPr>
+      </w:pPr>
+    </w:p>
+    <w:p>
+      <w:pPr>
+        <w:jc w:val="both"/>
+        <w:rPr>
+          <w:sz w:val="22"/>
+          <w:szCs w:val="22"/>
+          <w:u w:val="single"/>
+        </w:rPr>
+      </w:pPr>
+    </w:p>
+    <w:p>
+      <w:pPr>
+        <w:jc w:val="both"/>
+        <w:rPr>
+          <w:sz w:val="20"/>
+          <w:szCs w:val="20"/>
+        </w:rPr>
+      </w:pPr>
+      <w:r>
+        <w:rPr>
+          <w:b/>
+          <w:bCs/>
+          <w:sz w:val="20"/>
+          <w:szCs w:val="20"/>
+          <w:u w:val="single"/>
+        </w:rPr>
+        <w:t xml:space="preserve">Fig </w:t>
+      </w:r>
+      <w:r>
+        <w:rPr>
+          <w:b/>
+          <w:bCs/>
+          <w:sz w:val="20"/>
+          <w:szCs w:val="20"/>
+          <w:u w:val="single"/>
+        </w:rPr>
+        <w:t>2</w:t>
+      </w:r>
+      <w:r>
+        <w:rPr>
+          <w:b/>
+          <w:bCs/>
+          <w:sz w:val="20"/>
+          <w:szCs w:val="20"/>
+          <w:u w:val="single"/>
+        </w:rPr>
+        <w:t>d</w:t>
+      </w:r>
+      <w:r>
+        <w:rPr>
+          <w:b/>
+          <w:bCs/>
+          <w:sz w:val="20"/>
+          <w:szCs w:val="20"/>
+          <w:u w:val="single"/>
+        </w:rPr>
+        <w:t>:</w:t>
+      </w:r>
+      <w:r>
+        <w:rPr>
+          <w:sz w:val="20"/>
+          <w:szCs w:val="20"/>
+        </w:rPr>
+        <w:t xml:space="preserve"> </w:t>
+      </w:r>
+      <w:r>
+        <w:rPr>
+          <w:sz w:val="20"/>
+          <w:szCs w:val="20"/>
+        </w:rPr>
+        <w:t>Heatmap</w:t>
+      </w:r>
+      <w:r>
+        <w:rPr>
+          <w:sz w:val="20"/>
+          <w:szCs w:val="20"/>
+        </w:rPr>
+        <w:t xml:space="preserve"> of the top differentially expressed gene In </w:t>
+      </w:r>
+      <w:r>
+        <w:rPr>
+          <w:sz w:val="20"/>
+          <w:szCs w:val="20"/>
+        </w:rPr>
+        <w:t>the A_vs_E.deseq.results.tsv</w:t>
+      </w:r>
+      <w:r>
+        <w:rPr>
+          <w:sz w:val="20"/>
+          <w:szCs w:val="20"/>
+        </w:rPr>
+        <w:t xml:space="preserve"> file. </w:t>
+      </w:r>
+    </w:p>
+    <w:p>
+      <w:pPr>
+        <w:jc w:val="both"/>
+        <w:rPr>
+          <w:sz w:val="20"/>
+          <w:szCs w:val="20"/>
+        </w:rPr>
+      </w:pPr>
+    </w:p>
+    <w:p>
+      <w:pPr>
+        <w:jc w:val="both"/>
+        <w:rPr>
+          <w:sz w:val="20"/>
+          <w:szCs w:val="20"/>
+        </w:rPr>
+      </w:pPr>
+    </w:p>
+    <w:p>
+      <w:pPr>
+        <w:jc w:val="both"/>
+        <w:rPr>
+          <w:sz w:val="20"/>
+          <w:szCs w:val="20"/>
+        </w:rPr>
+      </w:pPr>
+    </w:p>
+    <w:p>
+      <w:pPr>
+        <w:jc w:val="both"/>
+        <w:rPr>
+          <w:sz w:val="20"/>
+          <w:szCs w:val="20"/>
+        </w:rPr>
+      </w:pPr>
+    </w:p>
+    <w:p>
+      <w:pPr>
+        <w:jc w:val="both"/>
+        <w:rPr>
+          <w:sz w:val="20"/>
+          <w:szCs w:val="20"/>
+        </w:rPr>
+      </w:pPr>
+    </w:p>
+    <w:p>
+      <w:pPr>
+        <w:jc w:val="both"/>
+        <w:rPr>
+          <w:sz w:val="20"/>
+          <w:szCs w:val="20"/>
+        </w:rPr>
+      </w:pPr>
+    </w:p>
+    <w:p>
+      <w:pPr>
+        <w:jc w:val="both"/>
+        <w:rPr>
+          <w:b/>
+          <w:bCs/>
+          <w:sz w:val="22"/>
+          <w:szCs w:val="22"/>
+          <w:u w:val="single"/>
+        </w:rPr>
+      </w:pPr>
+      <w:r>
+        <w:rPr>
+          <w:b/>
+          <w:bCs/>
           <w:sz w:val="22"/>
           <w:szCs w:val="22"/>
           <w:u w:val="single"/>
         </w:rPr>
         <w:lastRenderedPageBreak/>
-        <w:t xml:space="preserve">I </w:t>
-      </w:r>
-      <w:r>
-        <w:rPr>
-          <w:sz w:val="22"/>
-          <w:szCs w:val="22"/>
-          <w:u w:val="single"/>
-        </w:rPr>
-        <w:t>vs E Data Output</w:t>
+        <w:t>I vs E Data Output</w:t>
       </w:r>
     </w:p>
     <w:p>
@@ -1856,7 +2833,7 @@
           <w:szCs w:val="20"/>
         </w:rPr>
         <w:drawing>
-          <wp:anchor distT="0" distB="0" distL="114300" distR="114300" simplePos="0" relativeHeight="251665408" behindDoc="0" locked="0" layoutInCell="1" allowOverlap="1" wp14:anchorId="7C577550" wp14:editId="1059103E">
+          <wp:anchor distT="0" distB="0" distL="114300" distR="114300" simplePos="0" relativeHeight="251665408" behindDoc="0" locked="0" layoutInCell="1" allowOverlap="1" wp14:anchorId="7C577550" wp14:editId="17F17DC2">
             <wp:simplePos x="0" y="0"/>
             <wp:positionH relativeFrom="margin">
               <wp:posOffset>591185</wp:posOffset>
@@ -1887,7 +2864,7 @@
                     <pic:cNvPicPr/>
                   </pic:nvPicPr>
                   <pic:blipFill>
-                    <a:blip r:embed="rId17" cstate="print">
+                    <a:blip r:embed="rId20" cstate="print">
                       <a:extLst>
                         <a:ext uri="{28A0092B-C50C-407E-A947-70E740481C1C}">
                           <a14:useLocalDpi xmlns:a14="http://schemas.microsoft.com/office/drawing/2010/main" val="0"/>
@@ -2008,7 +2985,7 @@
           <w:u w:val="single"/>
         </w:rPr>
         <w:drawing>
-          <wp:anchor distT="0" distB="0" distL="114300" distR="114300" simplePos="0" relativeHeight="251667456" behindDoc="0" locked="0" layoutInCell="1" allowOverlap="1" wp14:anchorId="626839F4" wp14:editId="2EE6DC67">
+          <wp:anchor distT="0" distB="0" distL="114300" distR="114300" simplePos="0" relativeHeight="251667456" behindDoc="0" locked="0" layoutInCell="1" allowOverlap="1" wp14:anchorId="626839F4" wp14:editId="40020C04">
             <wp:simplePos x="0" y="0"/>
             <wp:positionH relativeFrom="margin">
               <wp:posOffset>591185</wp:posOffset>
@@ -2039,7 +3016,7 @@
                     <pic:cNvPicPr/>
                   </pic:nvPicPr>
                   <pic:blipFill rotWithShape="1">
-                    <a:blip r:embed="rId18">
+                    <a:blip r:embed="rId21">
                       <a:extLst>
                         <a:ext uri="{28A0092B-C50C-407E-A947-70E740481C1C}">
                           <a14:useLocalDpi xmlns:a14="http://schemas.microsoft.com/office/drawing/2010/main" val="0"/>
@@ -2271,23 +3248,22 @@
           <w:sz w:val="20"/>
           <w:szCs w:val="20"/>
         </w:rPr>
-        <w:lastRenderedPageBreak/>
         <w:drawing>
-          <wp:anchor distT="0" distB="0" distL="114300" distR="114300" simplePos="0" relativeHeight="251669504" behindDoc="0" locked="0" layoutInCell="1" allowOverlap="1" wp14:anchorId="6293D449" wp14:editId="2A7D5C40">
+          <wp:anchor distT="0" distB="0" distL="114300" distR="114300" simplePos="0" relativeHeight="251669504" behindDoc="0" locked="0" layoutInCell="1" allowOverlap="1" wp14:anchorId="6293D449" wp14:editId="35159492">
             <wp:simplePos x="0" y="0"/>
             <wp:positionH relativeFrom="margin">
-              <wp:posOffset>662305</wp:posOffset>
+              <wp:align>center</wp:align>
             </wp:positionH>
             <wp:positionV relativeFrom="paragraph">
-              <wp:posOffset>143398</wp:posOffset>
+              <wp:posOffset>7751</wp:posOffset>
             </wp:positionV>
-            <wp:extent cx="4402666" cy="2853918"/>
-            <wp:effectExtent l="0" t="0" r="4445" b="3810"/>
+            <wp:extent cx="4020820" cy="2606040"/>
+            <wp:effectExtent l="0" t="0" r="5080" b="0"/>
             <wp:wrapThrough wrapText="bothSides">
               <wp:wrapPolygon edited="0">
                 <wp:start x="0" y="0"/>
-                <wp:lineTo x="0" y="21533"/>
-                <wp:lineTo x="21559" y="21533"/>
+                <wp:lineTo x="0" y="21474"/>
+                <wp:lineTo x="21559" y="21474"/>
                 <wp:lineTo x="21559" y="0"/>
                 <wp:lineTo x="0" y="0"/>
               </wp:wrapPolygon>
@@ -2304,7 +3280,7 @@
                     <pic:cNvPicPr/>
                   </pic:nvPicPr>
                   <pic:blipFill>
-                    <a:blip r:embed="rId19">
+                    <a:blip r:embed="rId22" cstate="print">
                       <a:extLst>
                         <a:ext uri="{28A0092B-C50C-407E-A947-70E740481C1C}">
                           <a14:useLocalDpi xmlns:a14="http://schemas.microsoft.com/office/drawing/2010/main" val="0"/>
@@ -2318,7 +3294,7 @@
                   <pic:spPr>
                     <a:xfrm>
                       <a:off x="0" y="0"/>
-                      <a:ext cx="4402666" cy="2853918"/>
+                      <a:ext cx="4020820" cy="2606040"/>
                     </a:xfrm>
                     <a:prstGeom prst="rect">
                       <a:avLst/>
@@ -2426,6 +3402,78 @@
           <w:szCs w:val="20"/>
         </w:rPr>
       </w:pPr>
+      <w:r>
+        <w:rPr>
+          <w:b/>
+          <w:bCs/>
+          <w:sz w:val="20"/>
+          <w:szCs w:val="20"/>
+          <w:u w:val="single"/>
+        </w:rPr>
+        <w:t>Fig 1</w:t>
+      </w:r>
+      <w:r>
+        <w:rPr>
+          <w:b/>
+          <w:bCs/>
+          <w:sz w:val="20"/>
+          <w:szCs w:val="20"/>
+          <w:u w:val="single"/>
+        </w:rPr>
+        <w:t>c</w:t>
+      </w:r>
+      <w:r>
+        <w:rPr>
+          <w:b/>
+          <w:bCs/>
+          <w:sz w:val="20"/>
+          <w:szCs w:val="20"/>
+          <w:u w:val="single"/>
+        </w:rPr>
+        <w:t>:</w:t>
+      </w:r>
+      <w:r>
+        <w:rPr>
+          <w:sz w:val="20"/>
+          <w:szCs w:val="20"/>
+        </w:rPr>
+        <w:t xml:space="preserve"> Image of the </w:t>
+      </w:r>
+      <w:r>
+        <w:rPr>
+          <w:sz w:val="20"/>
+          <w:szCs w:val="20"/>
+        </w:rPr>
+        <w:t>I</w:t>
+      </w:r>
+      <w:r>
+        <w:rPr>
+          <w:sz w:val="20"/>
+          <w:szCs w:val="20"/>
+        </w:rPr>
+        <w:t>_vs_E.deseq.results.tsv file</w:t>
+      </w:r>
+      <w:r>
+        <w:rPr>
+          <w:sz w:val="20"/>
+          <w:szCs w:val="20"/>
+        </w:rPr>
+        <w:t>. The figure</w:t>
+      </w:r>
+      <w:r>
+        <w:rPr>
+          <w:sz w:val="20"/>
+          <w:szCs w:val="20"/>
+        </w:rPr>
+        <w:t xml:space="preserve"> </w:t>
+      </w:r>
+      <w:r>
+        <w:rPr>
+          <w:sz w:val="20"/>
+          <w:szCs w:val="20"/>
+        </w:rPr>
+        <w:t>shows a filtered version of the original dataframe. The columns returned are the gene id, the log fold change, p-value and adjusted p-value for only the significantly upregulated genes.</w:t>
+      </w:r>
     </w:p>
     <w:p>
       <w:pPr>
@@ -2442,13 +3490,13 @@
           <w:szCs w:val="20"/>
         </w:rPr>
         <w:drawing>
-          <wp:anchor distT="0" distB="0" distL="114300" distR="114300" simplePos="0" relativeHeight="251668480" behindDoc="0" locked="0" layoutInCell="1" allowOverlap="1" wp14:anchorId="79548BD1" wp14:editId="1739680A">
+          <wp:anchor distT="0" distB="0" distL="114300" distR="114300" simplePos="0" relativeHeight="251668480" behindDoc="0" locked="0" layoutInCell="1" allowOverlap="1" wp14:anchorId="79548BD1" wp14:editId="1C4F9BB8">
             <wp:simplePos x="0" y="0"/>
             <wp:positionH relativeFrom="margin">
-              <wp:align>center</wp:align>
+              <wp:posOffset>838200</wp:posOffset>
             </wp:positionH>
             <wp:positionV relativeFrom="paragraph">
-              <wp:posOffset>587829</wp:posOffset>
+              <wp:posOffset>237205</wp:posOffset>
             </wp:positionV>
             <wp:extent cx="4055110" cy="2768600"/>
             <wp:effectExtent l="0" t="0" r="0" b="0"/>
@@ -2473,7 +3521,7 @@
                     <pic:cNvPicPr/>
                   </pic:nvPicPr>
                   <pic:blipFill>
-                    <a:blip r:embed="rId20" cstate="print">
+                    <a:blip r:embed="rId23" cstate="print">
                       <a:extLst>
                         <a:ext uri="{28A0092B-C50C-407E-A947-70E740481C1C}">
                           <a14:useLocalDpi xmlns:a14="http://schemas.microsoft.com/office/drawing/2010/main" val="0"/>
@@ -2505,6 +3553,105 @@
           </wp:anchor>
         </w:drawing>
       </w:r>
+    </w:p>
+    <w:p>
+      <w:pPr>
+        <w:jc w:val="both"/>
+        <w:rPr>
+          <w:sz w:val="20"/>
+          <w:szCs w:val="20"/>
+        </w:rPr>
+      </w:pPr>
+    </w:p>
+    <w:p>
+      <w:pPr>
+        <w:jc w:val="both"/>
+        <w:rPr>
+          <w:sz w:val="20"/>
+          <w:szCs w:val="20"/>
+        </w:rPr>
+      </w:pPr>
+    </w:p>
+    <w:p>
+      <w:pPr>
+        <w:jc w:val="both"/>
+        <w:rPr>
+          <w:sz w:val="20"/>
+          <w:szCs w:val="20"/>
+        </w:rPr>
+      </w:pPr>
+    </w:p>
+    <w:p>
+      <w:pPr>
+        <w:jc w:val="both"/>
+        <w:rPr>
+          <w:sz w:val="20"/>
+          <w:szCs w:val="20"/>
+        </w:rPr>
+      </w:pPr>
+    </w:p>
+    <w:p>
+      <w:pPr>
+        <w:jc w:val="both"/>
+        <w:rPr>
+          <w:sz w:val="20"/>
+          <w:szCs w:val="20"/>
+        </w:rPr>
+      </w:pPr>
+    </w:p>
+    <w:p>
+      <w:pPr>
+        <w:jc w:val="both"/>
+        <w:rPr>
+          <w:sz w:val="20"/>
+          <w:szCs w:val="20"/>
+        </w:rPr>
+      </w:pPr>
+    </w:p>
+    <w:p>
+      <w:pPr>
+        <w:jc w:val="both"/>
+        <w:rPr>
+          <w:sz w:val="20"/>
+          <w:szCs w:val="20"/>
+        </w:rPr>
+      </w:pPr>
+    </w:p>
+    <w:p>
+      <w:pPr>
+        <w:jc w:val="both"/>
+        <w:rPr>
+          <w:sz w:val="20"/>
+          <w:szCs w:val="20"/>
+        </w:rPr>
+      </w:pPr>
+    </w:p>
+    <w:p>
+      <w:pPr>
+        <w:jc w:val="both"/>
+        <w:rPr>
+          <w:sz w:val="20"/>
+          <w:szCs w:val="20"/>
+        </w:rPr>
+      </w:pPr>
+    </w:p>
+    <w:p>
+      <w:pPr>
+        <w:jc w:val="both"/>
+        <w:rPr>
+          <w:sz w:val="20"/>
+          <w:szCs w:val="20"/>
+        </w:rPr>
+      </w:pPr>
+    </w:p>
+    <w:p>
+      <w:pPr>
+        <w:jc w:val="both"/>
+        <w:rPr>
+          <w:sz w:val="20"/>
+          <w:szCs w:val="20"/>
+        </w:rPr>
+      </w:pPr>
       <w:r>
         <w:rPr>
           <w:b/>
@@ -2523,7 +3670,7 @@
           <w:szCs w:val="20"/>
           <w:u w:val="single"/>
         </w:rPr>
-        <w:t>c</w:t>
+        <w:t>d</w:t>
       </w:r>
       <w:r>
         <w:rPr>
@@ -2575,17 +3722,105 @@
           <w:sz w:val="20"/>
           <w:szCs w:val="20"/>
         </w:rPr>
-        <w:t>shows a filtered version of the original dataframe. The columns returned are the gene id, the log fold change, p-value and adjusted p-value for only the significantly upregulated genes.</w:t>
-      </w:r>
-    </w:p>
-    <w:p>
-      <w:pPr>
-        <w:jc w:val="both"/>
-        <w:rPr>
-          <w:sz w:val="20"/>
-          <w:szCs w:val="20"/>
-        </w:rPr>
-      </w:pPr>
+        <w:t>shows a filtered version of the original dataframe. The columns returned are the gene id, the log fold change, p-value and adjusted p-value for only the significantly downregulated genes.</w:t>
+      </w:r>
+    </w:p>
+    <w:p>
+      <w:pPr>
+        <w:jc w:val="both"/>
+        <w:rPr>
+          <w:sz w:val="20"/>
+          <w:szCs w:val="20"/>
+        </w:rPr>
+      </w:pPr>
+    </w:p>
+    <w:p>
+      <w:pPr>
+        <w:jc w:val="both"/>
+        <w:rPr>
+          <w:sz w:val="20"/>
+          <w:szCs w:val="20"/>
+        </w:rPr>
+      </w:pPr>
+    </w:p>
+    <w:p>
+      <w:pPr>
+        <w:jc w:val="both"/>
+        <w:rPr>
+          <w:sz w:val="20"/>
+          <w:szCs w:val="20"/>
+        </w:rPr>
+      </w:pPr>
+      <w:r>
+        <w:rPr>
+          <w:noProof/>
+          <w:sz w:val="20"/>
+          <w:szCs w:val="20"/>
+        </w:rPr>
+        <w:drawing>
+          <wp:anchor distT="0" distB="0" distL="114300" distR="114300" simplePos="0" relativeHeight="251680768" behindDoc="0" locked="0" layoutInCell="1" allowOverlap="1" wp14:anchorId="11CCD10C" wp14:editId="5AB11765">
+            <wp:simplePos x="0" y="0"/>
+            <wp:positionH relativeFrom="margin">
+              <wp:align>center</wp:align>
+            </wp:positionH>
+            <wp:positionV relativeFrom="paragraph">
+              <wp:posOffset>306</wp:posOffset>
+            </wp:positionV>
+            <wp:extent cx="3189605" cy="2709545"/>
+            <wp:effectExtent l="0" t="0" r="0" b="0"/>
+            <wp:wrapThrough wrapText="bothSides">
+              <wp:wrapPolygon edited="0">
+                <wp:start x="0" y="0"/>
+                <wp:lineTo x="0" y="21463"/>
+                <wp:lineTo x="21501" y="21463"/>
+                <wp:lineTo x="21501" y="0"/>
+                <wp:lineTo x="0" y="0"/>
+              </wp:wrapPolygon>
+            </wp:wrapThrough>
+            <wp:docPr id="1984456415" name="Picture 6" descr="A graph of a graph of a graph&#10;&#10;AI-generated content may be incorrect."/>
+            <wp:cNvGraphicFramePr>
+              <a:graphicFrameLocks xmlns:a="http://schemas.openxmlformats.org/drawingml/2006/main" noChangeAspect="1"/>
+            </wp:cNvGraphicFramePr>
+            <a:graphic xmlns:a="http://schemas.openxmlformats.org/drawingml/2006/main">
+              <a:graphicData uri="http://schemas.openxmlformats.org/drawingml/2006/picture">
+                <pic:pic xmlns:pic="http://schemas.openxmlformats.org/drawingml/2006/picture">
+                  <pic:nvPicPr>
+                    <pic:cNvPr id="1984456415" name="Picture 6" descr="A graph of a graph of a graph&#10;&#10;AI-generated content may be incorrect."/>
+                    <pic:cNvPicPr/>
+                  </pic:nvPicPr>
+                  <pic:blipFill>
+                    <a:blip r:embed="rId24" cstate="print">
+                      <a:extLst>
+                        <a:ext uri="{28A0092B-C50C-407E-A947-70E740481C1C}">
+                          <a14:useLocalDpi xmlns:a14="http://schemas.microsoft.com/office/drawing/2010/main" val="0"/>
+                        </a:ext>
+                      </a:extLst>
+                    </a:blip>
+                    <a:stretch>
+                      <a:fillRect/>
+                    </a:stretch>
+                  </pic:blipFill>
+                  <pic:spPr>
+                    <a:xfrm>
+                      <a:off x="0" y="0"/>
+                      <a:ext cx="3189605" cy="2709545"/>
+                    </a:xfrm>
+                    <a:prstGeom prst="rect">
+                      <a:avLst/>
+                    </a:prstGeom>
+                  </pic:spPr>
+                </pic:pic>
+              </a:graphicData>
+            </a:graphic>
+            <wp14:sizeRelH relativeFrom="page">
+              <wp14:pctWidth>0</wp14:pctWidth>
+            </wp14:sizeRelH>
+            <wp14:sizeRelV relativeFrom="page">
+              <wp14:pctHeight>0</wp14:pctHeight>
+            </wp14:sizeRelV>
+          </wp:anchor>
+        </w:drawing>
+      </w:r>
     </w:p>
     <w:p>
       <w:pPr>
@@ -2694,7 +3929,223 @@
           <w:szCs w:val="20"/>
           <w:u w:val="single"/>
         </w:rPr>
-        <w:t>d</w:t>
+        <w:t>e:</w:t>
+      </w:r>
+      <w:r>
+        <w:rPr>
+          <w:sz w:val="20"/>
+          <w:szCs w:val="20"/>
+        </w:rPr>
+        <w:t xml:space="preserve"> </w:t>
+      </w:r>
+      <w:r>
+        <w:rPr>
+          <w:sz w:val="20"/>
+          <w:szCs w:val="20"/>
+        </w:rPr>
+        <w:t>Scatter plot summarising the P-value and Log Fold Change across all genes in the I</w:t>
+      </w:r>
+      <w:r>
+        <w:rPr>
+          <w:sz w:val="20"/>
+          <w:szCs w:val="20"/>
+        </w:rPr>
+        <w:t>_vs_E.deseq.results.tsv file</w:t>
+      </w:r>
+      <w:r>
+        <w:rPr>
+          <w:sz w:val="20"/>
+          <w:szCs w:val="20"/>
+        </w:rPr>
+        <w:t xml:space="preserve">. </w:t>
+      </w:r>
+    </w:p>
+    <w:p>
+      <w:pPr>
+        <w:rPr>
+          <w:sz w:val="20"/>
+          <w:szCs w:val="20"/>
+        </w:rPr>
+      </w:pPr>
+    </w:p>
+    <w:p>
+      <w:pPr>
+        <w:rPr>
+          <w:sz w:val="20"/>
+          <w:szCs w:val="20"/>
+        </w:rPr>
+      </w:pPr>
+      <w:r>
+        <w:rPr>
+          <w:noProof/>
+          <w:sz w:val="20"/>
+          <w:szCs w:val="20"/>
+        </w:rPr>
+        <w:lastRenderedPageBreak/>
+        <w:drawing>
+          <wp:anchor distT="0" distB="0" distL="114300" distR="114300" simplePos="0" relativeHeight="251684864" behindDoc="0" locked="0" layoutInCell="1" allowOverlap="1" wp14:anchorId="37138DD9" wp14:editId="755A17CA">
+            <wp:simplePos x="0" y="0"/>
+            <wp:positionH relativeFrom="margin">
+              <wp:posOffset>1148715</wp:posOffset>
+            </wp:positionH>
+            <wp:positionV relativeFrom="paragraph">
+              <wp:posOffset>293</wp:posOffset>
+            </wp:positionV>
+            <wp:extent cx="3434715" cy="2699385"/>
+            <wp:effectExtent l="0" t="0" r="0" b="5715"/>
+            <wp:wrapThrough wrapText="bothSides">
+              <wp:wrapPolygon edited="0">
+                <wp:start x="0" y="0"/>
+                <wp:lineTo x="0" y="21544"/>
+                <wp:lineTo x="21484" y="21544"/>
+                <wp:lineTo x="21484" y="0"/>
+                <wp:lineTo x="0" y="0"/>
+              </wp:wrapPolygon>
+            </wp:wrapThrough>
+            <wp:docPr id="1238175732" name="Picture 2" descr="A graph of a graph showing a number of dots&#10;&#10;AI-generated content may be incorrect."/>
+            <wp:cNvGraphicFramePr>
+              <a:graphicFrameLocks xmlns:a="http://schemas.openxmlformats.org/drawingml/2006/main" noChangeAspect="1"/>
+            </wp:cNvGraphicFramePr>
+            <a:graphic xmlns:a="http://schemas.openxmlformats.org/drawingml/2006/main">
+              <a:graphicData uri="http://schemas.openxmlformats.org/drawingml/2006/picture">
+                <pic:pic xmlns:pic="http://schemas.openxmlformats.org/drawingml/2006/picture">
+                  <pic:nvPicPr>
+                    <pic:cNvPr id="1238175732" name="Picture 2" descr="A graph of a graph showing a number of dots&#10;&#10;AI-generated content may be incorrect."/>
+                    <pic:cNvPicPr/>
+                  </pic:nvPicPr>
+                  <pic:blipFill>
+                    <a:blip r:embed="rId25" cstate="print">
+                      <a:extLst>
+                        <a:ext uri="{28A0092B-C50C-407E-A947-70E740481C1C}">
+                          <a14:useLocalDpi xmlns:a14="http://schemas.microsoft.com/office/drawing/2010/main" val="0"/>
+                        </a:ext>
+                      </a:extLst>
+                    </a:blip>
+                    <a:stretch>
+                      <a:fillRect/>
+                    </a:stretch>
+                  </pic:blipFill>
+                  <pic:spPr>
+                    <a:xfrm>
+                      <a:off x="0" y="0"/>
+                      <a:ext cx="3434715" cy="2699385"/>
+                    </a:xfrm>
+                    <a:prstGeom prst="rect">
+                      <a:avLst/>
+                    </a:prstGeom>
+                  </pic:spPr>
+                </pic:pic>
+              </a:graphicData>
+            </a:graphic>
+            <wp14:sizeRelH relativeFrom="page">
+              <wp14:pctWidth>0</wp14:pctWidth>
+            </wp14:sizeRelH>
+            <wp14:sizeRelV relativeFrom="page">
+              <wp14:pctHeight>0</wp14:pctHeight>
+            </wp14:sizeRelV>
+          </wp:anchor>
+        </w:drawing>
+      </w:r>
+    </w:p>
+    <w:p>
+      <w:pPr>
+        <w:rPr>
+          <w:sz w:val="20"/>
+          <w:szCs w:val="20"/>
+        </w:rPr>
+      </w:pPr>
+    </w:p>
+    <w:p>
+      <w:pPr>
+        <w:rPr>
+          <w:sz w:val="20"/>
+          <w:szCs w:val="20"/>
+        </w:rPr>
+      </w:pPr>
+    </w:p>
+    <w:p>
+      <w:pPr>
+        <w:rPr>
+          <w:sz w:val="20"/>
+          <w:szCs w:val="20"/>
+        </w:rPr>
+      </w:pPr>
+    </w:p>
+    <w:p>
+      <w:pPr>
+        <w:rPr>
+          <w:sz w:val="20"/>
+          <w:szCs w:val="20"/>
+        </w:rPr>
+      </w:pPr>
+    </w:p>
+    <w:p>
+      <w:pPr>
+        <w:rPr>
+          <w:sz w:val="20"/>
+          <w:szCs w:val="20"/>
+        </w:rPr>
+      </w:pPr>
+    </w:p>
+    <w:p>
+      <w:pPr>
+        <w:rPr>
+          <w:sz w:val="20"/>
+          <w:szCs w:val="20"/>
+        </w:rPr>
+      </w:pPr>
+    </w:p>
+    <w:p>
+      <w:pPr>
+        <w:rPr>
+          <w:sz w:val="20"/>
+          <w:szCs w:val="20"/>
+        </w:rPr>
+      </w:pPr>
+    </w:p>
+    <w:p>
+      <w:pPr>
+        <w:rPr>
+          <w:sz w:val="20"/>
+          <w:szCs w:val="20"/>
+        </w:rPr>
+      </w:pPr>
+    </w:p>
+    <w:p>
+      <w:pPr>
+        <w:rPr>
+          <w:sz w:val="20"/>
+          <w:szCs w:val="20"/>
+        </w:rPr>
+      </w:pPr>
+    </w:p>
+    <w:p>
+      <w:pPr>
+        <w:jc w:val="both"/>
+        <w:rPr>
+          <w:sz w:val="20"/>
+          <w:szCs w:val="20"/>
+        </w:rPr>
+      </w:pPr>
+      <w:r>
+        <w:rPr>
+          <w:b/>
+          <w:bCs/>
+          <w:sz w:val="20"/>
+          <w:szCs w:val="20"/>
+          <w:u w:val="single"/>
+        </w:rPr>
+        <w:t>Fig 1</w:t>
+      </w:r>
+      <w:r>
+        <w:rPr>
+          <w:b/>
+          <w:bCs/>
+          <w:sz w:val="20"/>
+          <w:szCs w:val="20"/>
+          <w:u w:val="single"/>
+        </w:rPr>
+        <w:t>f</w:t>
       </w:r>
       <w:r>
         <w:rPr>
@@ -2711,14 +4162,14 @@
           <w:sz w:val="20"/>
           <w:szCs w:val="20"/>
         </w:rPr>
-        <w:t xml:space="preserve"> Image of the </w:t>
-      </w:r>
-      <w:r>
-        <w:rPr>
-          <w:sz w:val="20"/>
-          <w:szCs w:val="20"/>
-        </w:rPr>
-        <w:t>I</w:t>
+        <w:t xml:space="preserve"> </w:t>
+      </w:r>
+      <w:r>
+        <w:rPr>
+          <w:sz w:val="20"/>
+          <w:szCs w:val="20"/>
+        </w:rPr>
+        <w:t>Scatter plot summarising the P-value and Log Fold Change across all genes in the I</w:t>
       </w:r>
       <w:r>
         <w:rPr>
@@ -2732,21 +4183,53 @@
           <w:sz w:val="20"/>
           <w:szCs w:val="20"/>
         </w:rPr>
-        <w:t>. The figure</w:t>
-      </w:r>
-      <w:r>
-        <w:rPr>
-          <w:sz w:val="20"/>
-          <w:szCs w:val="20"/>
-        </w:rPr>
-        <w:t xml:space="preserve"> </w:t>
-      </w:r>
-      <w:r>
-        <w:rPr>
-          <w:sz w:val="20"/>
-          <w:szCs w:val="20"/>
-        </w:rPr>
-        <w:t>shows a filtered version of the original dataframe. The columns returned are the gene id, the log fold change, p-value and adjusted p-value for only the significantly downregulated genes.</w:t>
+        <w:t xml:space="preserve">. </w:t>
+      </w:r>
+      <w:r>
+        <w:rPr>
+          <w:sz w:val="20"/>
+          <w:szCs w:val="20"/>
+        </w:rPr>
+        <w:t xml:space="preserve">This graph has -log P value for greater </w:t>
+      </w:r>
+      <w:proofErr w:type="gramStart"/>
+      <w:r>
+        <w:rPr>
+          <w:sz w:val="20"/>
+          <w:szCs w:val="20"/>
+        </w:rPr>
+        <w:t>spread, and</w:t>
+      </w:r>
+      <w:proofErr w:type="gramEnd"/>
+      <w:r>
+        <w:rPr>
+          <w:sz w:val="20"/>
+          <w:szCs w:val="20"/>
+        </w:rPr>
+        <w:t xml:space="preserve"> displays all the genes in the dataset.</w:t>
+      </w:r>
+    </w:p>
+    <w:p>
+      <w:pPr>
+        <w:rPr>
+          <w:sz w:val="20"/>
+          <w:szCs w:val="20"/>
+        </w:rPr>
+      </w:pPr>
+    </w:p>
+    <w:p>
+      <w:pPr>
+        <w:rPr>
+          <w:sz w:val="20"/>
+          <w:szCs w:val="20"/>
+        </w:rPr>
+      </w:pPr>
+      <w:r>
+        <w:rPr>
+          <w:sz w:val="20"/>
+          <w:szCs w:val="20"/>
+        </w:rPr>
+        <w:br w:type="page"/>
       </w:r>
     </w:p>
     <w:p>
@@ -2768,25 +4251,25 @@
         <mc:AlternateContent>
           <mc:Choice Requires="wpg">
             <w:drawing>
-              <wp:anchor distT="0" distB="0" distL="114300" distR="114300" simplePos="0" relativeHeight="251672576" behindDoc="0" locked="0" layoutInCell="1" allowOverlap="1" wp14:anchorId="537F87A4" wp14:editId="2DC5295B">
+              <wp:anchor distT="0" distB="0" distL="114300" distR="114300" simplePos="0" relativeHeight="251672576" behindDoc="0" locked="0" layoutInCell="1" allowOverlap="1" wp14:anchorId="537F87A4" wp14:editId="5F129ABB">
                 <wp:simplePos x="0" y="0"/>
                 <wp:positionH relativeFrom="margin">
-                  <wp:posOffset>-17145</wp:posOffset>
+                  <wp:posOffset>-175895</wp:posOffset>
                 </wp:positionH>
                 <wp:positionV relativeFrom="margin">
-                  <wp:posOffset>242291</wp:posOffset>
+                  <wp:posOffset>324167</wp:posOffset>
                 </wp:positionV>
-                <wp:extent cx="5759450" cy="1853565"/>
-                <wp:effectExtent l="0" t="0" r="6350" b="635"/>
+                <wp:extent cx="6081395" cy="2083435"/>
+                <wp:effectExtent l="0" t="0" r="1905" b="0"/>
                 <wp:wrapThrough wrapText="bothSides">
                   <wp:wrapPolygon edited="0">
-                    <wp:start x="11145" y="0"/>
+                    <wp:start x="11187" y="0"/>
                     <wp:lineTo x="0" y="0"/>
-                    <wp:lineTo x="0" y="21459"/>
-                    <wp:lineTo x="10669" y="21459"/>
-                    <wp:lineTo x="21576" y="21459"/>
-                    <wp:lineTo x="21576" y="0"/>
-                    <wp:lineTo x="11145" y="0"/>
+                    <wp:lineTo x="0" y="21462"/>
+                    <wp:lineTo x="10646" y="21462"/>
+                    <wp:lineTo x="21562" y="21462"/>
+                    <wp:lineTo x="21562" y="0"/>
+                    <wp:lineTo x="11187" y="0"/>
                   </wp:wrapPolygon>
                 </wp:wrapThrough>
                 <wp:docPr id="1952629669" name="Group 18"/>
@@ -2798,7 +4281,7 @@
                       <wpg:grpSpPr>
                         <a:xfrm>
                           <a:off x="0" y="0"/>
-                          <a:ext cx="5759450" cy="1853565"/>
+                          <a:ext cx="6081395" cy="2083435"/>
                           <a:chOff x="0" y="0"/>
                           <a:chExt cx="6730548" cy="2280111"/>
                         </a:xfrm>
@@ -2811,7 +4294,7 @@
                           </pic:cNvPicPr>
                         </pic:nvPicPr>
                         <pic:blipFill>
-                          <a:blip r:embed="rId21" cstate="print">
+                          <a:blip r:embed="rId26" cstate="print">
                             <a:extLst>
                               <a:ext uri="{28A0092B-C50C-407E-A947-70E740481C1C}">
                                 <a14:useLocalDpi xmlns:a14="http://schemas.microsoft.com/office/drawing/2010/main" val="0"/>
@@ -2840,7 +4323,7 @@
                           </pic:cNvPicPr>
                         </pic:nvPicPr>
                         <pic:blipFill>
-                          <a:blip r:embed="rId22">
+                          <a:blip r:embed="rId27">
                             <a:extLst>
                               <a:ext uri="{28A0092B-C50C-407E-A947-70E740481C1C}">
                                 <a14:useLocalDpi xmlns:a14="http://schemas.microsoft.com/office/drawing/2010/main" val="0"/>
@@ -2875,12 +4358,31 @@
           </mc:Choice>
           <mc:Fallback>
             <w:pict>
-              <v:group w14:anchorId="7AA4EB0B" id="Group 18" o:spid="_x0000_s1026" style="position:absolute;margin-left:-1.35pt;margin-top:19.1pt;width:453.5pt;height:145.95pt;z-index:251672576;mso-position-horizontal-relative:margin;mso-position-vertical-relative:margin;mso-width-relative:margin;mso-height-relative:margin" coordsize="67305,22801" o:gfxdata="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">
+              <v:group w14:anchorId="65B7474C" id="Group 18" o:spid="_x0000_s1026" style="position:absolute;margin-left:-13.85pt;margin-top:25.5pt;width:478.85pt;height:164.05pt;z-index:251672576;mso-position-horizontal-relative:margin;mso-position-vertical-relative:margin;mso-width-relative:margin;mso-height-relative:margin" coordsize="67305,22801" o:gfxdata="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">
+                <v:shapetype id="_x0000_t75" coordsize="21600,21600" o:spt="75" o:preferrelative="t" path="m@4@5l@4@11@9@11@9@5xe" filled="f" stroked="f">
+                  <v:stroke joinstyle="miter"/>
+                  <v:formulas>
+                    <v:f eqn="if lineDrawn pixelLineWidth 0"/>
+                    <v:f eqn="sum @0 1 0"/>
+                    <v:f eqn="sum 0 0 @1"/>
+                    <v:f eqn="prod @2 1 2"/>
+                    <v:f eqn="prod @3 21600 pixelWidth"/>
+                    <v:f eqn="prod @3 21600 pixelHeight"/>
+                    <v:f eqn="sum @0 0 1"/>
+                    <v:f eqn="prod @6 1 2"/>
+                    <v:f eqn="prod @7 21600 pixelWidth"/>
+                    <v:f eqn="sum @8 21600 0"/>
+                    <v:f eqn="prod @7 21600 pixelHeight"/>
+                    <v:f eqn="sum @10 21600 0"/>
+                  </v:formulas>
+                  <v:path o:extrusionok="f" gradientshapeok="t" o:connecttype="rect"/>
+                  <o:lock v:ext="edit" aspectratio="t"/>
+                </v:shapetype>
                 <v:shape id="Picture 16" o:spid="_x0000_s1027" type="#_x0000_t75" alt="A graph showing a volcano plot&#10;&#10;AI-generated content may be incorrect." style="position:absolute;top:125;width:33083;height:22676;visibility:visible;mso-wrap-style:square" o:gfxdata="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">
-                  <v:imagedata r:id="rId23" o:title="A graph showing a volcano plot&#10;&#10;AI-generated content may be incorrect"/>
+                  <v:imagedata r:id="rId28" o:title="A graph showing a volcano plot&#10;&#10;AI-generated content may be incorrect"/>
                 </v:shape>
                 <v:shape id="Picture 17" o:spid="_x0000_s1028" type="#_x0000_t75" alt="A graph of a volcano plot&#10;&#10;AI-generated content may be incorrect." style="position:absolute;left:35072;width:32233;height:22675;visibility:visible;mso-wrap-style:square" o:gfxdata="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">
-                  <v:imagedata r:id="rId24" o:title="A graph of a volcano plot&#10;&#10;AI-generated content may be incorrect"/>
+                  <v:imagedata r:id="rId29" o:title="A graph of a volcano plot&#10;&#10;AI-generated content may be incorrect"/>
                 </v:shape>
                 <w10:wrap type="through" anchorx="margin" anchory="margin"/>
               </v:group>
@@ -2965,6 +4467,15 @@
           <w:szCs w:val="20"/>
         </w:rPr>
       </w:pPr>
+    </w:p>
+    <w:p>
+      <w:pPr>
+        <w:jc w:val="both"/>
+        <w:rPr>
+          <w:sz w:val="20"/>
+          <w:szCs w:val="20"/>
+        </w:rPr>
+      </w:pPr>
       <w:r>
         <w:rPr>
           <w:noProof/>
@@ -2972,13 +4483,13 @@
           <w:szCs w:val="20"/>
         </w:rPr>
         <w:drawing>
-          <wp:anchor distT="0" distB="0" distL="114300" distR="114300" simplePos="0" relativeHeight="251673600" behindDoc="0" locked="0" layoutInCell="1" allowOverlap="1" wp14:anchorId="65DC5E02" wp14:editId="3B5543FF">
+          <wp:anchor distT="0" distB="0" distL="114300" distR="114300" simplePos="0" relativeHeight="251673600" behindDoc="0" locked="0" layoutInCell="1" allowOverlap="1" wp14:anchorId="65DC5E02" wp14:editId="14B7652C">
             <wp:simplePos x="0" y="0"/>
             <wp:positionH relativeFrom="margin">
-              <wp:posOffset>1042670</wp:posOffset>
+              <wp:posOffset>1264285</wp:posOffset>
             </wp:positionH>
             <wp:positionV relativeFrom="paragraph">
-              <wp:posOffset>18680</wp:posOffset>
+              <wp:posOffset>86995</wp:posOffset>
             </wp:positionV>
             <wp:extent cx="3505200" cy="2465705"/>
             <wp:effectExtent l="0" t="0" r="0" b="0"/>
@@ -3003,7 +4514,7 @@
                     <pic:cNvPicPr/>
                   </pic:nvPicPr>
                   <pic:blipFill>
-                    <a:blip r:embed="rId25" cstate="print">
+                    <a:blip r:embed="rId30" cstate="print">
                       <a:extLst>
                         <a:ext uri="{28A0092B-C50C-407E-A947-70E740481C1C}">
                           <a14:useLocalDpi xmlns:a14="http://schemas.microsoft.com/office/drawing/2010/main" val="0"/>
@@ -3116,6 +4627,15 @@
           <w:szCs w:val="20"/>
         </w:rPr>
       </w:pPr>
+    </w:p>
+    <w:p>
+      <w:pPr>
+        <w:jc w:val="both"/>
+        <w:rPr>
+          <w:sz w:val="20"/>
+          <w:szCs w:val="20"/>
+        </w:rPr>
+      </w:pPr>
       <w:r>
         <w:rPr>
           <w:b/>
@@ -3176,33 +4696,61 @@
           <w:szCs w:val="20"/>
         </w:rPr>
       </w:pPr>
+    </w:p>
+    <w:p>
+      <w:pPr>
+        <w:jc w:val="both"/>
+        <w:rPr>
+          <w:sz w:val="20"/>
+          <w:szCs w:val="20"/>
+        </w:rPr>
+      </w:pPr>
+    </w:p>
+    <w:p>
+      <w:pPr>
+        <w:jc w:val="both"/>
+        <w:rPr>
+          <w:sz w:val="20"/>
+          <w:szCs w:val="20"/>
+        </w:rPr>
+      </w:pPr>
+    </w:p>
+    <w:p>
+      <w:pPr>
+        <w:jc w:val="both"/>
+        <w:rPr>
+          <w:sz w:val="20"/>
+          <w:szCs w:val="20"/>
+        </w:rPr>
+      </w:pPr>
       <w:r>
         <w:rPr>
           <w:noProof/>
           <w:sz w:val="20"/>
           <w:szCs w:val="20"/>
         </w:rPr>
+        <w:lastRenderedPageBreak/>
         <w:drawing>
-          <wp:anchor distT="0" distB="0" distL="114300" distR="114300" simplePos="0" relativeHeight="251674624" behindDoc="0" locked="0" layoutInCell="1" allowOverlap="1" wp14:anchorId="49BA5122" wp14:editId="4E626E33">
+          <wp:anchor distT="0" distB="0" distL="114300" distR="114300" simplePos="0" relativeHeight="251681792" behindDoc="0" locked="0" layoutInCell="1" allowOverlap="1" wp14:anchorId="37BF72AA" wp14:editId="40D7781D">
             <wp:simplePos x="0" y="0"/>
             <wp:positionH relativeFrom="margin">
               <wp:align>center</wp:align>
             </wp:positionH>
             <wp:positionV relativeFrom="paragraph">
-              <wp:posOffset>27759</wp:posOffset>
+              <wp:posOffset>592</wp:posOffset>
             </wp:positionV>
-            <wp:extent cx="3505200" cy="2664460"/>
-            <wp:effectExtent l="0" t="0" r="0" b="2540"/>
+            <wp:extent cx="3380105" cy="2707005"/>
+            <wp:effectExtent l="0" t="0" r="0" b="0"/>
             <wp:wrapThrough wrapText="bothSides">
               <wp:wrapPolygon edited="0">
                 <wp:start x="0" y="0"/>
-                <wp:lineTo x="0" y="21518"/>
-                <wp:lineTo x="21522" y="21518"/>
-                <wp:lineTo x="21522" y="0"/>
+                <wp:lineTo x="0" y="21483"/>
+                <wp:lineTo x="21507" y="21483"/>
+                <wp:lineTo x="21507" y="0"/>
                 <wp:lineTo x="0" y="0"/>
               </wp:wrapPolygon>
             </wp:wrapThrough>
-            <wp:docPr id="2060835656" name="Picture 20" descr="A graph of distribution of values&#10;&#10;AI-generated content may be incorrect."/>
+            <wp:docPr id="903039515" name="Picture 7" descr="A graph of a distribution of p values&#10;&#10;AI-generated content may be incorrect."/>
             <wp:cNvGraphicFramePr>
               <a:graphicFrameLocks xmlns:a="http://schemas.openxmlformats.org/drawingml/2006/main" noChangeAspect="1"/>
             </wp:cNvGraphicFramePr>
@@ -3210,11 +4758,11 @@
               <a:graphicData uri="http://schemas.openxmlformats.org/drawingml/2006/picture">
                 <pic:pic xmlns:pic="http://schemas.openxmlformats.org/drawingml/2006/picture">
                   <pic:nvPicPr>
-                    <pic:cNvPr id="2060835656" name="Picture 20" descr="A graph of distribution of values&#10;&#10;AI-generated content may be incorrect."/>
+                    <pic:cNvPr id="903039515" name="Picture 7" descr="A graph of a distribution of p values&#10;&#10;AI-generated content may be incorrect."/>
                     <pic:cNvPicPr/>
                   </pic:nvPicPr>
                   <pic:blipFill>
-                    <a:blip r:embed="rId26" cstate="print">
+                    <a:blip r:embed="rId31" cstate="print">
                       <a:extLst>
                         <a:ext uri="{28A0092B-C50C-407E-A947-70E740481C1C}">
                           <a14:useLocalDpi xmlns:a14="http://schemas.microsoft.com/office/drawing/2010/main" val="0"/>
@@ -3228,7 +4776,7 @@
                   <pic:spPr>
                     <a:xfrm>
                       <a:off x="0" y="0"/>
-                      <a:ext cx="3505200" cy="2664460"/>
+                      <a:ext cx="3380105" cy="2707005"/>
                     </a:xfrm>
                     <a:prstGeom prst="rect">
                       <a:avLst/>
@@ -3344,7 +4892,606 @@
           <w:szCs w:val="20"/>
           <w:u w:val="single"/>
         </w:rPr>
+        <w:t xml:space="preserve">Fig </w:t>
+      </w:r>
+      <w:r>
+        <w:rPr>
+          <w:b/>
+          <w:bCs/>
+          <w:sz w:val="20"/>
+          <w:szCs w:val="20"/>
+          <w:u w:val="single"/>
+        </w:rPr>
+        <w:t>2</w:t>
+      </w:r>
+      <w:r>
+        <w:rPr>
+          <w:b/>
+          <w:bCs/>
+          <w:sz w:val="20"/>
+          <w:szCs w:val="20"/>
+          <w:u w:val="single"/>
+        </w:rPr>
+        <w:t>c</w:t>
+      </w:r>
+      <w:r>
+        <w:rPr>
+          <w:b/>
+          <w:bCs/>
+          <w:sz w:val="20"/>
+          <w:szCs w:val="20"/>
+          <w:u w:val="single"/>
+        </w:rPr>
+        <w:t>:</w:t>
+      </w:r>
+      <w:r>
+        <w:rPr>
+          <w:sz w:val="20"/>
+          <w:szCs w:val="20"/>
+        </w:rPr>
+        <w:t xml:space="preserve"> Histogram Plot of p-values to assess the distribution of statistical significance in the </w:t>
+      </w:r>
+      <w:r>
+        <w:rPr>
+          <w:sz w:val="20"/>
+          <w:szCs w:val="20"/>
+        </w:rPr>
+        <w:t>I</w:t>
+      </w:r>
+      <w:r>
+        <w:rPr>
+          <w:sz w:val="20"/>
+          <w:szCs w:val="20"/>
+        </w:rPr>
+        <w:t xml:space="preserve">_vs_E.deseq.results.tsv file. </w:t>
+      </w:r>
+    </w:p>
+    <w:p>
+      <w:pPr>
+        <w:jc w:val="both"/>
+        <w:rPr>
+          <w:sz w:val="20"/>
+          <w:szCs w:val="20"/>
+        </w:rPr>
+      </w:pPr>
+    </w:p>
+    <w:p>
+      <w:pPr>
+        <w:jc w:val="both"/>
+        <w:rPr>
+          <w:sz w:val="20"/>
+          <w:szCs w:val="20"/>
+        </w:rPr>
+      </w:pPr>
+      <w:r>
+        <w:rPr>
+          <w:noProof/>
+          <w:sz w:val="20"/>
+          <w:szCs w:val="20"/>
+        </w:rPr>
+        <w:drawing>
+          <wp:anchor distT="0" distB="0" distL="114300" distR="114300" simplePos="0" relativeHeight="251678720" behindDoc="0" locked="0" layoutInCell="1" allowOverlap="1" wp14:anchorId="4D776177" wp14:editId="3DD1EDFD">
+            <wp:simplePos x="0" y="0"/>
+            <wp:positionH relativeFrom="margin">
+              <wp:posOffset>926465</wp:posOffset>
+            </wp:positionH>
+            <wp:positionV relativeFrom="paragraph">
+              <wp:posOffset>118395</wp:posOffset>
+            </wp:positionV>
+            <wp:extent cx="3879215" cy="2860040"/>
+            <wp:effectExtent l="0" t="0" r="0" b="0"/>
+            <wp:wrapThrough wrapText="bothSides">
+              <wp:wrapPolygon edited="0">
+                <wp:start x="0" y="0"/>
+                <wp:lineTo x="0" y="21485"/>
+                <wp:lineTo x="21497" y="21485"/>
+                <wp:lineTo x="21497" y="0"/>
+                <wp:lineTo x="0" y="0"/>
+              </wp:wrapPolygon>
+            </wp:wrapThrough>
+            <wp:docPr id="837861469" name="Picture 4" descr="A chart of different colored squares&#10;&#10;AI-generated content may be incorrect."/>
+            <wp:cNvGraphicFramePr>
+              <a:graphicFrameLocks xmlns:a="http://schemas.openxmlformats.org/drawingml/2006/main" noChangeAspect="1"/>
+            </wp:cNvGraphicFramePr>
+            <a:graphic xmlns:a="http://schemas.openxmlformats.org/drawingml/2006/main">
+              <a:graphicData uri="http://schemas.openxmlformats.org/drawingml/2006/picture">
+                <pic:pic xmlns:pic="http://schemas.openxmlformats.org/drawingml/2006/picture">
+                  <pic:nvPicPr>
+                    <pic:cNvPr id="837861469" name="Picture 4" descr="A chart of different colored squares&#10;&#10;AI-generated content may be incorrect."/>
+                    <pic:cNvPicPr/>
+                  </pic:nvPicPr>
+                  <pic:blipFill>
+                    <a:blip r:embed="rId32" cstate="print">
+                      <a:extLst>
+                        <a:ext uri="{28A0092B-C50C-407E-A947-70E740481C1C}">
+                          <a14:useLocalDpi xmlns:a14="http://schemas.microsoft.com/office/drawing/2010/main" val="0"/>
+                        </a:ext>
+                      </a:extLst>
+                    </a:blip>
+                    <a:stretch>
+                      <a:fillRect/>
+                    </a:stretch>
+                  </pic:blipFill>
+                  <pic:spPr>
+                    <a:xfrm>
+                      <a:off x="0" y="0"/>
+                      <a:ext cx="3879215" cy="2860040"/>
+                    </a:xfrm>
+                    <a:prstGeom prst="rect">
+                      <a:avLst/>
+                    </a:prstGeom>
+                  </pic:spPr>
+                </pic:pic>
+              </a:graphicData>
+            </a:graphic>
+            <wp14:sizeRelH relativeFrom="page">
+              <wp14:pctWidth>0</wp14:pctWidth>
+            </wp14:sizeRelH>
+            <wp14:sizeRelV relativeFrom="page">
+              <wp14:pctHeight>0</wp14:pctHeight>
+            </wp14:sizeRelV>
+          </wp:anchor>
+        </w:drawing>
+      </w:r>
+    </w:p>
+    <w:p>
+      <w:pPr>
+        <w:jc w:val="both"/>
+        <w:rPr>
+          <w:sz w:val="20"/>
+          <w:szCs w:val="20"/>
+        </w:rPr>
+      </w:pPr>
+    </w:p>
+    <w:p>
+      <w:pPr>
+        <w:jc w:val="both"/>
+        <w:rPr>
+          <w:sz w:val="20"/>
+          <w:szCs w:val="20"/>
+        </w:rPr>
+      </w:pPr>
+    </w:p>
+    <w:p>
+      <w:pPr>
+        <w:jc w:val="both"/>
+        <w:rPr>
+          <w:sz w:val="20"/>
+          <w:szCs w:val="20"/>
+        </w:rPr>
+      </w:pPr>
+    </w:p>
+    <w:p>
+      <w:pPr>
+        <w:jc w:val="both"/>
+        <w:rPr>
+          <w:sz w:val="20"/>
+          <w:szCs w:val="20"/>
+        </w:rPr>
+      </w:pPr>
+    </w:p>
+    <w:p>
+      <w:pPr>
+        <w:jc w:val="both"/>
+        <w:rPr>
+          <w:sz w:val="20"/>
+          <w:szCs w:val="20"/>
+        </w:rPr>
+      </w:pPr>
+    </w:p>
+    <w:p>
+      <w:pPr>
+        <w:jc w:val="both"/>
+        <w:rPr>
+          <w:b/>
+          <w:bCs/>
+          <w:sz w:val="20"/>
+          <w:szCs w:val="20"/>
+          <w:u w:val="single"/>
+        </w:rPr>
+      </w:pPr>
+    </w:p>
+    <w:p>
+      <w:pPr>
+        <w:jc w:val="both"/>
+        <w:rPr>
+          <w:b/>
+          <w:bCs/>
+          <w:sz w:val="20"/>
+          <w:szCs w:val="20"/>
+          <w:u w:val="single"/>
+        </w:rPr>
+      </w:pPr>
+    </w:p>
+    <w:p>
+      <w:pPr>
+        <w:jc w:val="both"/>
+        <w:rPr>
+          <w:b/>
+          <w:bCs/>
+          <w:sz w:val="20"/>
+          <w:szCs w:val="20"/>
+          <w:u w:val="single"/>
+        </w:rPr>
+      </w:pPr>
+    </w:p>
+    <w:p>
+      <w:pPr>
+        <w:jc w:val="both"/>
+        <w:rPr>
+          <w:b/>
+          <w:bCs/>
+          <w:sz w:val="20"/>
+          <w:szCs w:val="20"/>
+          <w:u w:val="single"/>
+        </w:rPr>
+      </w:pPr>
+    </w:p>
+    <w:p>
+      <w:pPr>
+        <w:jc w:val="both"/>
+        <w:rPr>
+          <w:b/>
+          <w:bCs/>
+          <w:sz w:val="20"/>
+          <w:szCs w:val="20"/>
+          <w:u w:val="single"/>
+        </w:rPr>
+      </w:pPr>
+    </w:p>
+    <w:p>
+      <w:pPr>
+        <w:jc w:val="both"/>
+        <w:rPr>
+          <w:sz w:val="20"/>
+          <w:szCs w:val="20"/>
+        </w:rPr>
+      </w:pPr>
+      <w:r>
+        <w:rPr>
+          <w:b/>
+          <w:bCs/>
+          <w:sz w:val="20"/>
+          <w:szCs w:val="20"/>
+          <w:u w:val="single"/>
+        </w:rPr>
+        <w:t xml:space="preserve">Fig </w:t>
+      </w:r>
+      <w:r>
+        <w:rPr>
+          <w:b/>
+          <w:bCs/>
+          <w:sz w:val="20"/>
+          <w:szCs w:val="20"/>
+          <w:u w:val="single"/>
+        </w:rPr>
+        <w:t>2</w:t>
+      </w:r>
+      <w:r>
+        <w:rPr>
+          <w:b/>
+          <w:bCs/>
+          <w:sz w:val="20"/>
+          <w:szCs w:val="20"/>
+          <w:u w:val="single"/>
+        </w:rPr>
+        <w:t xml:space="preserve">d: </w:t>
+      </w:r>
+      <w:r>
+        <w:rPr>
+          <w:sz w:val="20"/>
+          <w:szCs w:val="20"/>
+        </w:rPr>
+        <w:t xml:space="preserve"> Heatmap displaying the top differentially expressed genes in the I_vs_E.deseq.results.tsv file.</w:t>
+      </w:r>
+    </w:p>
+    <w:p>
+      <w:pPr>
+        <w:jc w:val="both"/>
+        <w:rPr>
+          <w:sz w:val="20"/>
+          <w:szCs w:val="20"/>
+        </w:rPr>
+      </w:pPr>
+    </w:p>
+    <w:p>
+      <w:pPr>
+        <w:jc w:val="both"/>
+        <w:rPr>
+          <w:sz w:val="20"/>
+          <w:szCs w:val="20"/>
+        </w:rPr>
+      </w:pPr>
+    </w:p>
+    <w:p>
+      <w:pPr>
+        <w:jc w:val="both"/>
+        <w:rPr>
+          <w:sz w:val="20"/>
+          <w:szCs w:val="20"/>
+        </w:rPr>
+      </w:pPr>
+    </w:p>
+    <w:p>
+      <w:pPr>
+        <w:jc w:val="both"/>
+        <w:rPr>
+          <w:sz w:val="20"/>
+          <w:szCs w:val="20"/>
+        </w:rPr>
+      </w:pPr>
+    </w:p>
+    <w:p>
+      <w:pPr>
+        <w:jc w:val="both"/>
+        <w:rPr>
+          <w:sz w:val="20"/>
+          <w:szCs w:val="20"/>
+        </w:rPr>
+      </w:pPr>
+    </w:p>
+    <w:p>
+      <w:pPr>
+        <w:jc w:val="both"/>
+        <w:rPr>
+          <w:sz w:val="20"/>
+          <w:szCs w:val="20"/>
+        </w:rPr>
+      </w:pPr>
+    </w:p>
+    <w:p>
+      <w:pPr>
+        <w:jc w:val="both"/>
+        <w:rPr>
+          <w:sz w:val="20"/>
+          <w:szCs w:val="20"/>
+        </w:rPr>
+      </w:pPr>
+    </w:p>
+    <w:p>
+      <w:pPr>
+        <w:jc w:val="both"/>
+        <w:rPr>
+          <w:b/>
+          <w:bCs/>
+          <w:sz w:val="22"/>
+          <w:szCs w:val="22"/>
+          <w:u w:val="single"/>
+        </w:rPr>
+      </w:pPr>
+      <w:r>
+        <w:rPr>
+          <w:b/>
+          <w:bCs/>
+          <w:sz w:val="22"/>
+          <w:szCs w:val="22"/>
+          <w:u w:val="single"/>
+        </w:rPr>
         <w:lastRenderedPageBreak/>
+        <w:t>Additional Analysis:</w:t>
+      </w:r>
+    </w:p>
+    <w:p>
+      <w:pPr>
+        <w:jc w:val="both"/>
+        <w:rPr>
+          <w:b/>
+          <w:bCs/>
+          <w:sz w:val="22"/>
+          <w:szCs w:val="22"/>
+          <w:u w:val="single"/>
+        </w:rPr>
+      </w:pPr>
+    </w:p>
+    <w:p>
+      <w:pPr>
+        <w:jc w:val="both"/>
+        <w:rPr>
+          <w:b/>
+          <w:bCs/>
+          <w:sz w:val="22"/>
+          <w:szCs w:val="22"/>
+          <w:u w:val="single"/>
+        </w:rPr>
+      </w:pPr>
+      <w:r>
+        <w:rPr>
+          <w:b/>
+          <w:bCs/>
+          <w:noProof/>
+          <w:sz w:val="22"/>
+          <w:szCs w:val="22"/>
+          <w:u w:val="single"/>
+        </w:rPr>
+        <w:drawing>
+          <wp:anchor distT="0" distB="0" distL="114300" distR="114300" simplePos="0" relativeHeight="251677696" behindDoc="0" locked="0" layoutInCell="1" allowOverlap="1" wp14:anchorId="278B30AB" wp14:editId="5D167581">
+            <wp:simplePos x="0" y="0"/>
+            <wp:positionH relativeFrom="margin">
+              <wp:posOffset>960120</wp:posOffset>
+            </wp:positionH>
+            <wp:positionV relativeFrom="paragraph">
+              <wp:posOffset>121920</wp:posOffset>
+            </wp:positionV>
+            <wp:extent cx="3942715" cy="2860040"/>
+            <wp:effectExtent l="0" t="0" r="0" b="0"/>
+            <wp:wrapThrough wrapText="bothSides">
+              <wp:wrapPolygon edited="0">
+                <wp:start x="0" y="0"/>
+                <wp:lineTo x="0" y="21485"/>
+                <wp:lineTo x="21499" y="21485"/>
+                <wp:lineTo x="21499" y="0"/>
+                <wp:lineTo x="0" y="0"/>
+              </wp:wrapPolygon>
+            </wp:wrapThrough>
+            <wp:docPr id="715746417" name="Picture 3"/>
+            <wp:cNvGraphicFramePr>
+              <a:graphicFrameLocks xmlns:a="http://schemas.openxmlformats.org/drawingml/2006/main" noChangeAspect="1"/>
+            </wp:cNvGraphicFramePr>
+            <a:graphic xmlns:a="http://schemas.openxmlformats.org/drawingml/2006/main">
+              <a:graphicData uri="http://schemas.openxmlformats.org/drawingml/2006/picture">
+                <pic:pic xmlns:pic="http://schemas.openxmlformats.org/drawingml/2006/picture">
+                  <pic:nvPicPr>
+                    <pic:cNvPr id="715746417" name="Picture 715746417"/>
+                    <pic:cNvPicPr/>
+                  </pic:nvPicPr>
+                  <pic:blipFill>
+                    <a:blip r:embed="rId33" cstate="print">
+                      <a:extLst>
+                        <a:ext uri="{28A0092B-C50C-407E-A947-70E740481C1C}">
+                          <a14:useLocalDpi xmlns:a14="http://schemas.microsoft.com/office/drawing/2010/main" val="0"/>
+                        </a:ext>
+                      </a:extLst>
+                    </a:blip>
+                    <a:stretch>
+                      <a:fillRect/>
+                    </a:stretch>
+                  </pic:blipFill>
+                  <pic:spPr>
+                    <a:xfrm>
+                      <a:off x="0" y="0"/>
+                      <a:ext cx="3942715" cy="2860040"/>
+                    </a:xfrm>
+                    <a:prstGeom prst="rect">
+                      <a:avLst/>
+                    </a:prstGeom>
+                  </pic:spPr>
+                </pic:pic>
+              </a:graphicData>
+            </a:graphic>
+            <wp14:sizeRelH relativeFrom="page">
+              <wp14:pctWidth>0</wp14:pctWidth>
+            </wp14:sizeRelH>
+            <wp14:sizeRelV relativeFrom="page">
+              <wp14:pctHeight>0</wp14:pctHeight>
+            </wp14:sizeRelV>
+          </wp:anchor>
+        </w:drawing>
+      </w:r>
+    </w:p>
+    <w:p>
+      <w:pPr>
+        <w:jc w:val="both"/>
+        <w:rPr>
+          <w:b/>
+          <w:bCs/>
+          <w:sz w:val="22"/>
+          <w:szCs w:val="22"/>
+          <w:u w:val="single"/>
+        </w:rPr>
+      </w:pPr>
+    </w:p>
+    <w:p>
+      <w:pPr>
+        <w:jc w:val="both"/>
+        <w:rPr>
+          <w:b/>
+          <w:bCs/>
+          <w:sz w:val="22"/>
+          <w:szCs w:val="22"/>
+          <w:u w:val="single"/>
+        </w:rPr>
+      </w:pPr>
+    </w:p>
+    <w:p>
+      <w:pPr>
+        <w:jc w:val="both"/>
+        <w:rPr>
+          <w:b/>
+          <w:bCs/>
+          <w:sz w:val="22"/>
+          <w:szCs w:val="22"/>
+          <w:u w:val="single"/>
+        </w:rPr>
+      </w:pPr>
+    </w:p>
+    <w:p>
+      <w:pPr>
+        <w:jc w:val="both"/>
+        <w:rPr>
+          <w:b/>
+          <w:bCs/>
+          <w:sz w:val="22"/>
+          <w:szCs w:val="22"/>
+          <w:u w:val="single"/>
+        </w:rPr>
+      </w:pPr>
+    </w:p>
+    <w:p>
+      <w:pPr>
+        <w:jc w:val="both"/>
+        <w:rPr>
+          <w:b/>
+          <w:bCs/>
+          <w:sz w:val="22"/>
+          <w:szCs w:val="22"/>
+          <w:u w:val="single"/>
+        </w:rPr>
+      </w:pPr>
+    </w:p>
+    <w:p>
+      <w:pPr>
+        <w:jc w:val="both"/>
+        <w:rPr>
+          <w:b/>
+          <w:bCs/>
+          <w:sz w:val="22"/>
+          <w:szCs w:val="22"/>
+          <w:u w:val="single"/>
+        </w:rPr>
+      </w:pPr>
+    </w:p>
+    <w:p>
+      <w:pPr>
+        <w:jc w:val="both"/>
+        <w:rPr>
+          <w:b/>
+          <w:bCs/>
+          <w:sz w:val="22"/>
+          <w:szCs w:val="22"/>
+          <w:u w:val="single"/>
+        </w:rPr>
+      </w:pPr>
+    </w:p>
+    <w:p>
+      <w:pPr>
+        <w:jc w:val="both"/>
+        <w:rPr>
+          <w:b/>
+          <w:bCs/>
+          <w:sz w:val="22"/>
+          <w:szCs w:val="22"/>
+          <w:u w:val="single"/>
+        </w:rPr>
+      </w:pPr>
+    </w:p>
+    <w:p>
+      <w:pPr>
+        <w:jc w:val="both"/>
+        <w:rPr>
+          <w:b/>
+          <w:bCs/>
+          <w:sz w:val="22"/>
+          <w:szCs w:val="22"/>
+          <w:u w:val="single"/>
+        </w:rPr>
+      </w:pPr>
+    </w:p>
+    <w:p>
+      <w:pPr>
+        <w:jc w:val="both"/>
+        <w:rPr>
+          <w:sz w:val="20"/>
+          <w:szCs w:val="20"/>
+        </w:rPr>
+      </w:pPr>
+      <w:r>
+        <w:rPr>
+          <w:b/>
+          <w:bCs/>
+          <w:sz w:val="20"/>
+          <w:szCs w:val="20"/>
+          <w:u w:val="single"/>
+        </w:rPr>
         <w:t xml:space="preserve">Fig </w:t>
       </w:r>
       <w:r>
@@ -3355,52 +5502,247 @@
           <w:szCs w:val="20"/>
           <w:u w:val="single"/>
         </w:rPr>
-        <w:t>2b</w:t>
-      </w:r>
-      <w:r>
-        <w:rPr>
-          <w:b/>
-          <w:bCs/>
-          <w:sz w:val="20"/>
-          <w:szCs w:val="20"/>
-          <w:u w:val="single"/>
-        </w:rPr>
-        <w:t>:</w:t>
-      </w:r>
-      <w:r>
-        <w:rPr>
-          <w:sz w:val="20"/>
-          <w:szCs w:val="20"/>
-        </w:rPr>
-        <w:t xml:space="preserve"> Histogram Plot of p-values to assess the distribution of statistical significance in the </w:t>
-      </w:r>
-      <w:r>
-        <w:rPr>
-          <w:sz w:val="20"/>
-          <w:szCs w:val="20"/>
-        </w:rPr>
-        <w:t>I</w:t>
-      </w:r>
-      <w:r>
-        <w:rPr>
-          <w:sz w:val="20"/>
-          <w:szCs w:val="20"/>
-        </w:rPr>
-        <w:t xml:space="preserve">_vs_E.deseq.results.tsv file. </w:t>
-      </w:r>
-    </w:p>
-    <w:p>
-      <w:pPr>
-        <w:jc w:val="both"/>
-        <w:rPr>
-          <w:sz w:val="20"/>
-          <w:szCs w:val="20"/>
+        <w:t xml:space="preserve">3a: </w:t>
+      </w:r>
+      <w:r>
+        <w:rPr>
+          <w:sz w:val="20"/>
+          <w:szCs w:val="20"/>
+        </w:rPr>
+        <w:t xml:space="preserve"> Heatmap displaying the top differentially expressed genes across both conditions.</w:t>
+      </w:r>
+    </w:p>
+    <w:p>
+      <w:pPr>
+        <w:jc w:val="both"/>
+        <w:rPr>
+          <w:b/>
+          <w:bCs/>
+          <w:sz w:val="22"/>
+          <w:szCs w:val="22"/>
+          <w:u w:val="single"/>
+        </w:rPr>
+      </w:pPr>
+    </w:p>
+    <w:p>
+      <w:pPr>
+        <w:jc w:val="both"/>
+        <w:rPr>
+          <w:b/>
+          <w:bCs/>
+          <w:sz w:val="22"/>
+          <w:szCs w:val="22"/>
+          <w:u w:val="single"/>
+        </w:rPr>
+      </w:pPr>
+    </w:p>
+    <w:p>
+      <w:pPr>
+        <w:jc w:val="both"/>
+        <w:rPr>
+          <w:b/>
+          <w:bCs/>
+          <w:sz w:val="22"/>
+          <w:szCs w:val="22"/>
+          <w:u w:val="single"/>
+        </w:rPr>
+      </w:pPr>
+      <w:r>
+        <w:rPr>
+          <w:b/>
+          <w:bCs/>
+          <w:noProof/>
+          <w:sz w:val="22"/>
+          <w:szCs w:val="22"/>
+          <w:u w:val="single"/>
+        </w:rPr>
+        <w:drawing>
+          <wp:anchor distT="0" distB="0" distL="114300" distR="114300" simplePos="0" relativeHeight="251676672" behindDoc="0" locked="0" layoutInCell="1" allowOverlap="1" wp14:anchorId="09872487" wp14:editId="48BF9CC0">
+            <wp:simplePos x="0" y="0"/>
+            <wp:positionH relativeFrom="margin">
+              <wp:posOffset>723265</wp:posOffset>
+            </wp:positionH>
+            <wp:positionV relativeFrom="paragraph">
+              <wp:posOffset>142590</wp:posOffset>
+            </wp:positionV>
+            <wp:extent cx="4412615" cy="2707640"/>
+            <wp:effectExtent l="0" t="0" r="0" b="0"/>
+            <wp:wrapThrough wrapText="bothSides">
+              <wp:wrapPolygon edited="0">
+                <wp:start x="0" y="0"/>
+                <wp:lineTo x="0" y="21478"/>
+                <wp:lineTo x="21510" y="21478"/>
+                <wp:lineTo x="21510" y="0"/>
+                <wp:lineTo x="0" y="0"/>
+              </wp:wrapPolygon>
+            </wp:wrapThrough>
+            <wp:docPr id="714870282" name="Picture 2"/>
+            <wp:cNvGraphicFramePr>
+              <a:graphicFrameLocks xmlns:a="http://schemas.openxmlformats.org/drawingml/2006/main" noChangeAspect="1"/>
+            </wp:cNvGraphicFramePr>
+            <a:graphic xmlns:a="http://schemas.openxmlformats.org/drawingml/2006/main">
+              <a:graphicData uri="http://schemas.openxmlformats.org/drawingml/2006/picture">
+                <pic:pic xmlns:pic="http://schemas.openxmlformats.org/drawingml/2006/picture">
+                  <pic:nvPicPr>
+                    <pic:cNvPr id="714870282" name="Picture 714870282"/>
+                    <pic:cNvPicPr/>
+                  </pic:nvPicPr>
+                  <pic:blipFill>
+                    <a:blip r:embed="rId34" cstate="print">
+                      <a:extLst>
+                        <a:ext uri="{28A0092B-C50C-407E-A947-70E740481C1C}">
+                          <a14:useLocalDpi xmlns:a14="http://schemas.microsoft.com/office/drawing/2010/main" val="0"/>
+                        </a:ext>
+                      </a:extLst>
+                    </a:blip>
+                    <a:stretch>
+                      <a:fillRect/>
+                    </a:stretch>
+                  </pic:blipFill>
+                  <pic:spPr>
+                    <a:xfrm>
+                      <a:off x="0" y="0"/>
+                      <a:ext cx="4412615" cy="2707640"/>
+                    </a:xfrm>
+                    <a:prstGeom prst="rect">
+                      <a:avLst/>
+                    </a:prstGeom>
+                  </pic:spPr>
+                </pic:pic>
+              </a:graphicData>
+            </a:graphic>
+            <wp14:sizeRelH relativeFrom="page">
+              <wp14:pctWidth>0</wp14:pctWidth>
+            </wp14:sizeRelH>
+            <wp14:sizeRelV relativeFrom="page">
+              <wp14:pctHeight>0</wp14:pctHeight>
+            </wp14:sizeRelV>
+          </wp:anchor>
+        </w:drawing>
+      </w:r>
+    </w:p>
+    <w:p>
+      <w:pPr>
+        <w:rPr>
+          <w:sz w:val="22"/>
+          <w:szCs w:val="22"/>
+        </w:rPr>
+      </w:pPr>
+    </w:p>
+    <w:p>
+      <w:pPr>
+        <w:rPr>
+          <w:sz w:val="22"/>
+          <w:szCs w:val="22"/>
+        </w:rPr>
+      </w:pPr>
+    </w:p>
+    <w:p>
+      <w:pPr>
+        <w:rPr>
+          <w:sz w:val="22"/>
+          <w:szCs w:val="22"/>
+        </w:rPr>
+      </w:pPr>
+    </w:p>
+    <w:p>
+      <w:pPr>
+        <w:rPr>
+          <w:sz w:val="22"/>
+          <w:szCs w:val="22"/>
+        </w:rPr>
+      </w:pPr>
+    </w:p>
+    <w:p>
+      <w:pPr>
+        <w:rPr>
+          <w:sz w:val="22"/>
+          <w:szCs w:val="22"/>
+        </w:rPr>
+      </w:pPr>
+    </w:p>
+    <w:p>
+      <w:pPr>
+        <w:rPr>
+          <w:sz w:val="22"/>
+          <w:szCs w:val="22"/>
+        </w:rPr>
+      </w:pPr>
+    </w:p>
+    <w:p>
+      <w:pPr>
+        <w:rPr>
+          <w:sz w:val="22"/>
+          <w:szCs w:val="22"/>
+        </w:rPr>
+      </w:pPr>
+    </w:p>
+    <w:p>
+      <w:pPr>
+        <w:rPr>
+          <w:b/>
+          <w:bCs/>
+          <w:sz w:val="22"/>
+          <w:szCs w:val="22"/>
+          <w:u w:val="single"/>
+        </w:rPr>
+      </w:pPr>
+    </w:p>
+    <w:p>
+      <w:pPr>
+        <w:rPr>
+          <w:sz w:val="22"/>
+          <w:szCs w:val="22"/>
+        </w:rPr>
+      </w:pPr>
+    </w:p>
+    <w:p>
+      <w:pPr>
+        <w:jc w:val="both"/>
+        <w:rPr>
+          <w:sz w:val="20"/>
+          <w:szCs w:val="20"/>
+        </w:rPr>
+      </w:pPr>
+      <w:r>
+        <w:rPr>
+          <w:b/>
+          <w:bCs/>
+          <w:sz w:val="20"/>
+          <w:szCs w:val="20"/>
+          <w:u w:val="single"/>
+        </w:rPr>
+        <w:t xml:space="preserve">Fig </w:t>
+      </w:r>
+      <w:r>
+        <w:rPr>
+          <w:b/>
+          <w:bCs/>
+          <w:sz w:val="20"/>
+          <w:szCs w:val="20"/>
+          <w:u w:val="single"/>
+        </w:rPr>
+        <w:t xml:space="preserve">3b: </w:t>
+      </w:r>
+      <w:r>
+        <w:rPr>
+          <w:sz w:val="20"/>
+          <w:szCs w:val="20"/>
+        </w:rPr>
+        <w:t xml:space="preserve"> Clustermap displaying gene expression patterns across both conditions.</w:t>
+      </w:r>
+    </w:p>
+    <w:p>
+      <w:pPr>
+        <w:rPr>
+          <w:sz w:val="22"/>
+          <w:szCs w:val="22"/>
         </w:rPr>
       </w:pPr>
     </w:p>
     <w:sectPr>
-      <w:footerReference w:type="even" r:id="rId27"/>
-      <w:footerReference w:type="default" r:id="rId28"/>
+      <w:footerReference w:type="even" r:id="rId35"/>
+      <w:footerReference w:type="default" r:id="rId36"/>
       <w:pgSz w:w="11906" w:h="16838"/>
       <w:pgMar w:top="1440" w:right="1440" w:bottom="1440" w:left="1440" w:header="708" w:footer="708" w:gutter="0"/>
       <w:cols w:space="708"/>
